--- a/docs/word/05_Manual_Usuario.docx
+++ b/docs/word/05_Manual_Usuario.docx
@@ -2,9 +2,6 @@
 <file path=word/document.xml><?xml version="1.0" encoding="utf-8"?>
 <w:document xmlns:wpc="http://schemas.microsoft.com/office/word/2010/wordprocessingCanvas" xmlns:mo="http://schemas.microsoft.com/office/mac/office/2008/main" xmlns:mc="http://schemas.openxmlformats.org/markup-compatibility/2006" xmlns:mv="urn:schemas-microsoft-com:mac:vml" xmlns:o="urn:schemas-microsoft-com:office:office" xmlns:r="http://schemas.openxmlformats.org/officeDocument/2006/relationships" xmlns:m="http://schemas.openxmlformats.org/officeDocument/2006/math" xmlns:v="urn:schemas-microsoft-com:vml" xmlns:wp14="http://schemas.microsoft.com/office/word/2010/wordprocessingDrawing" xmlns:wp="http://schemas.openxmlformats.org/drawingml/2006/wordprocessingDrawing" xmlns:w10="urn:schemas-microsoft-com:office:word" xmlns:w="http://schemas.openxmlformats.org/wordprocessingml/2006/main" xmlns:w14="http://schemas.microsoft.com/office/word/2010/wordml" xmlns:wpg="http://schemas.microsoft.com/office/word/2010/wordprocessingGroup" xmlns:wpi="http://schemas.microsoft.com/office/word/2010/wordprocessingInk" xmlns:wne="http://schemas.microsoft.com/office/word/2006/wordml" xmlns:wps="http://schemas.microsoft.com/office/word/2010/wordprocessingShape" mc:Ignorable="w14 wp14">
   <w:body>
-    <w:p>
-      <w:pPr/>
-    </w:p>
     <w:p>
       <w:pPr/>
     </w:p>
@@ -14,6 +11,25 @@
         <w:jc w:val="center"/>
       </w:pPr>
       <w:r>
+        <w:rPr>
+          <w:rFonts w:ascii="Arial" w:hAnsi="Arial" w:eastAsia="Arial"/>
+          <w:b/>
+          <w:color w:val="000000"/>
+          <w:sz w:val="22"/>
+        </w:rPr>
+        <w:t>BODEGA NORTE</w:t>
+      </w:r>
+    </w:p>
+    <w:p>
+      <w:pPr>
+        <w:jc w:val="center"/>
+      </w:pPr>
+      <w:r>
+        <w:rPr>
+          <w:rFonts w:ascii="Arial" w:hAnsi="Arial" w:eastAsia="Arial"/>
+          <w:color w:val="000000"/>
+          <w:sz w:val="22"/>
+        </w:rPr>
         <w:t>Manual de usuario</w:t>
       </w:r>
     </w:p>
@@ -23,11 +39,12 @@
       </w:pPr>
       <w:r>
         <w:rPr>
-          <w:rFonts w:ascii="Arial" w:hAnsi="Arial"/>
-          <w:color w:val="1F4E79"/>
-          <w:sz w:val="24"/>
+          <w:rFonts w:ascii="Arial" w:hAnsi="Arial" w:eastAsia="Arial"/>
+          <w:b/>
+          <w:color w:val="000000"/>
+          <w:sz w:val="22"/>
         </w:rPr>
-        <w:t>Sistema de inventario y ventas para la bodega Bodega Norte</w:t>
+        <w:t>Experiencias Formativas en Situaciones Reales de Trabajo III (EFSR14908)</w:t>
       </w:r>
     </w:p>
     <w:p>
@@ -36,760 +53,440 @@
       </w:pPr>
       <w:r>
         <w:rPr>
-          <w:rFonts w:ascii="Arial" w:hAnsi="Arial"/>
-          <w:b/>
-          <w:color w:val="10294B"/>
+          <w:rFonts w:ascii="Arial" w:hAnsi="Arial" w:eastAsia="Arial"/>
+          <w:color w:val="000000"/>
           <w:sz w:val="22"/>
         </w:rPr>
-        <w:t>DOCUMENTO ACADÉMICO EDITABLE</w:t>
+        <w:t>Judith Jenny Jimenez Monago</w:t>
       </w:r>
     </w:p>
-    <w:p/>
-    <w:tbl>
-      <w:tblPr>
-        <w:tblW w:type="auto" w:w="0"/>
-        <w:jc w:val="center"/>
-        <w:tblLayout w:type="autofit"/>
-        <w:tblLook w:firstColumn="1" w:firstRow="1" w:lastColumn="0" w:lastRow="0" w:noHBand="0" w:noVBand="1" w:val="04A0"/>
-      </w:tblPr>
-      <w:tblGrid>
-        <w:gridCol w:w="4320"/>
-        <w:gridCol w:w="4320"/>
-      </w:tblGrid>
-      <w:tr>
-        <w:tc>
-          <w:tcPr>
-            <w:tcW w:type="dxa" w:w="4320"/>
-            <w:shd w:fill="EAF0F6"/>
-            <w:tcBorders>
-              <w:top w:val="single" w:sz="4" w:space="0" w:color="D9D9D9"/>
-              <w:left w:val="single" w:sz="4" w:space="0" w:color="D9D9D9"/>
-              <w:bottom w:val="single" w:sz="4" w:space="0" w:color="D9D9D9"/>
-              <w:right w:val="single" w:sz="4" w:space="0" w:color="D9D9D9"/>
-              <w:insideH w:val="single" w:sz="4" w:space="0" w:color="D9D9D9"/>
-              <w:insideV w:val="single" w:sz="4" w:space="0" w:color="D9D9D9"/>
-            </w:tcBorders>
-            <w:tcMar>
-              <w:top w:w="80" w:type="dxa"/>
-              <w:start w:w="100" w:type="dxa"/>
-              <w:bottom w:w="80" w:type="dxa"/>
-              <w:end w:w="100" w:type="dxa"/>
-            </w:tcMar>
-            <w:vAlign w:val="center"/>
-          </w:tcPr>
-          <w:p>
-            <w:r>
-              <w:rPr>
-                <w:rFonts w:ascii="Arial" w:hAnsi="Arial"/>
-                <w:b/>
-                <w:color w:val="10294B"/>
-                <w:sz w:val="20"/>
-              </w:rPr>
-              <w:t>Curso</w:t>
-            </w:r>
-          </w:p>
-        </w:tc>
-        <w:tc>
-          <w:tcPr>
-            <w:tcW w:type="dxa" w:w="4320"/>
-            <w:tcBorders>
-              <w:top w:val="single" w:sz="4" w:space="0" w:color="D9D9D9"/>
-              <w:left w:val="single" w:sz="4" w:space="0" w:color="D9D9D9"/>
-              <w:bottom w:val="single" w:sz="4" w:space="0" w:color="D9D9D9"/>
-              <w:right w:val="single" w:sz="4" w:space="0" w:color="D9D9D9"/>
-              <w:insideH w:val="single" w:sz="4" w:space="0" w:color="D9D9D9"/>
-              <w:insideV w:val="single" w:sz="4" w:space="0" w:color="D9D9D9"/>
-            </w:tcBorders>
-            <w:tcMar>
-              <w:top w:w="80" w:type="dxa"/>
-              <w:start w:w="100" w:type="dxa"/>
-              <w:bottom w:w="80" w:type="dxa"/>
-              <w:end w:w="100" w:type="dxa"/>
-            </w:tcMar>
-            <w:vAlign w:val="center"/>
-          </w:tcPr>
-          <w:p>
-            <w:r>
-              <w:rPr>
-                <w:rFonts w:ascii="Arial" w:hAnsi="Arial"/>
-                <w:sz w:val="20"/>
-              </w:rPr>
-              <w:t>EFSR14908 – Experiencia Formativa en Situación Real de Trabajo</w:t>
-            </w:r>
-          </w:p>
-        </w:tc>
-      </w:tr>
-      <w:tr>
-        <w:tc>
-          <w:tcPr>
-            <w:tcW w:type="dxa" w:w="4320"/>
-            <w:shd w:fill="EAF0F6"/>
-            <w:tcBorders>
-              <w:top w:val="single" w:sz="4" w:space="0" w:color="D9D9D9"/>
-              <w:left w:val="single" w:sz="4" w:space="0" w:color="D9D9D9"/>
-              <w:bottom w:val="single" w:sz="4" w:space="0" w:color="D9D9D9"/>
-              <w:right w:val="single" w:sz="4" w:space="0" w:color="D9D9D9"/>
-              <w:insideH w:val="single" w:sz="4" w:space="0" w:color="D9D9D9"/>
-              <w:insideV w:val="single" w:sz="4" w:space="0" w:color="D9D9D9"/>
-            </w:tcBorders>
-            <w:tcMar>
-              <w:top w:w="80" w:type="dxa"/>
-              <w:start w:w="100" w:type="dxa"/>
-              <w:bottom w:w="80" w:type="dxa"/>
-              <w:end w:w="100" w:type="dxa"/>
-            </w:tcMar>
-            <w:vAlign w:val="center"/>
-          </w:tcPr>
-          <w:p>
-            <w:r>
-              <w:rPr>
-                <w:rFonts w:ascii="Arial" w:hAnsi="Arial"/>
-                <w:b/>
-                <w:color w:val="10294B"/>
-                <w:sz w:val="20"/>
-              </w:rPr>
-              <w:t>Docente</w:t>
-            </w:r>
-          </w:p>
-        </w:tc>
-        <w:tc>
-          <w:tcPr>
-            <w:tcW w:type="dxa" w:w="4320"/>
-            <w:tcBorders>
-              <w:top w:val="single" w:sz="4" w:space="0" w:color="D9D9D9"/>
-              <w:left w:val="single" w:sz="4" w:space="0" w:color="D9D9D9"/>
-              <w:bottom w:val="single" w:sz="4" w:space="0" w:color="D9D9D9"/>
-              <w:right w:val="single" w:sz="4" w:space="0" w:color="D9D9D9"/>
-              <w:insideH w:val="single" w:sz="4" w:space="0" w:color="D9D9D9"/>
-              <w:insideV w:val="single" w:sz="4" w:space="0" w:color="D9D9D9"/>
-            </w:tcBorders>
-            <w:tcMar>
-              <w:top w:w="80" w:type="dxa"/>
-              <w:start w:w="100" w:type="dxa"/>
-              <w:bottom w:w="80" w:type="dxa"/>
-              <w:end w:w="100" w:type="dxa"/>
-            </w:tcMar>
-            <w:vAlign w:val="center"/>
-          </w:tcPr>
-          <w:p>
-            <w:r>
-              <w:rPr>
-                <w:rFonts w:ascii="Arial" w:hAnsi="Arial"/>
-                <w:sz w:val="20"/>
-              </w:rPr>
-              <w:t>Judith Jiménez Monago</w:t>
-            </w:r>
-          </w:p>
-        </w:tc>
-      </w:tr>
-      <w:tr>
-        <w:tc>
-          <w:tcPr>
-            <w:tcW w:type="dxa" w:w="4320"/>
-            <w:shd w:fill="EAF0F6"/>
-            <w:tcBorders>
-              <w:top w:val="single" w:sz="4" w:space="0" w:color="D9D9D9"/>
-              <w:left w:val="single" w:sz="4" w:space="0" w:color="D9D9D9"/>
-              <w:bottom w:val="single" w:sz="4" w:space="0" w:color="D9D9D9"/>
-              <w:right w:val="single" w:sz="4" w:space="0" w:color="D9D9D9"/>
-              <w:insideH w:val="single" w:sz="4" w:space="0" w:color="D9D9D9"/>
-              <w:insideV w:val="single" w:sz="4" w:space="0" w:color="D9D9D9"/>
-            </w:tcBorders>
-            <w:tcMar>
-              <w:top w:w="80" w:type="dxa"/>
-              <w:start w:w="100" w:type="dxa"/>
-              <w:bottom w:w="80" w:type="dxa"/>
-              <w:end w:w="100" w:type="dxa"/>
-            </w:tcMar>
-            <w:vAlign w:val="center"/>
-          </w:tcPr>
-          <w:p>
-            <w:r>
-              <w:rPr>
-                <w:rFonts w:ascii="Arial" w:hAnsi="Arial"/>
-                <w:b/>
-                <w:color w:val="10294B"/>
-                <w:sz w:val="20"/>
-              </w:rPr>
-              <w:t>Periodo</w:t>
-            </w:r>
-          </w:p>
-        </w:tc>
-        <w:tc>
-          <w:tcPr>
-            <w:tcW w:type="dxa" w:w="4320"/>
-            <w:tcBorders>
-              <w:top w:val="single" w:sz="4" w:space="0" w:color="D9D9D9"/>
-              <w:left w:val="single" w:sz="4" w:space="0" w:color="D9D9D9"/>
-              <w:bottom w:val="single" w:sz="4" w:space="0" w:color="D9D9D9"/>
-              <w:right w:val="single" w:sz="4" w:space="0" w:color="D9D9D9"/>
-              <w:insideH w:val="single" w:sz="4" w:space="0" w:color="D9D9D9"/>
-              <w:insideV w:val="single" w:sz="4" w:space="0" w:color="D9D9D9"/>
-            </w:tcBorders>
-            <w:tcMar>
-              <w:top w:w="80" w:type="dxa"/>
-              <w:start w:w="100" w:type="dxa"/>
-              <w:bottom w:w="80" w:type="dxa"/>
-              <w:end w:w="100" w:type="dxa"/>
-            </w:tcMar>
-            <w:vAlign w:val="center"/>
-          </w:tcPr>
-          <w:p>
-            <w:r>
-              <w:rPr>
-                <w:rFonts w:ascii="Arial" w:hAnsi="Arial"/>
-                <w:sz w:val="20"/>
-              </w:rPr>
-              <w:t>Periodo académico 2026</w:t>
-            </w:r>
-          </w:p>
-        </w:tc>
-      </w:tr>
-      <w:tr>
-        <w:tc>
-          <w:tcPr>
-            <w:tcW w:type="dxa" w:w="4320"/>
-            <w:shd w:fill="EAF0F6"/>
-            <w:tcBorders>
-              <w:top w:val="single" w:sz="4" w:space="0" w:color="D9D9D9"/>
-              <w:left w:val="single" w:sz="4" w:space="0" w:color="D9D9D9"/>
-              <w:bottom w:val="single" w:sz="4" w:space="0" w:color="D9D9D9"/>
-              <w:right w:val="single" w:sz="4" w:space="0" w:color="D9D9D9"/>
-              <w:insideH w:val="single" w:sz="4" w:space="0" w:color="D9D9D9"/>
-              <w:insideV w:val="single" w:sz="4" w:space="0" w:color="D9D9D9"/>
-            </w:tcBorders>
-            <w:tcMar>
-              <w:top w:w="80" w:type="dxa"/>
-              <w:start w:w="100" w:type="dxa"/>
-              <w:bottom w:w="80" w:type="dxa"/>
-              <w:end w:w="100" w:type="dxa"/>
-            </w:tcMar>
-            <w:vAlign w:val="center"/>
-          </w:tcPr>
-          <w:p>
-            <w:r>
-              <w:rPr>
-                <w:rFonts w:ascii="Arial" w:hAnsi="Arial"/>
-                <w:b/>
-                <w:color w:val="10294B"/>
-                <w:sz w:val="20"/>
-              </w:rPr>
-              <w:t>Entregable</w:t>
-            </w:r>
-          </w:p>
-        </w:tc>
-        <w:tc>
-          <w:tcPr>
-            <w:tcW w:type="dxa" w:w="4320"/>
-            <w:tcBorders>
-              <w:top w:val="single" w:sz="4" w:space="0" w:color="D9D9D9"/>
-              <w:left w:val="single" w:sz="4" w:space="0" w:color="D9D9D9"/>
-              <w:bottom w:val="single" w:sz="4" w:space="0" w:color="D9D9D9"/>
-              <w:right w:val="single" w:sz="4" w:space="0" w:color="D9D9D9"/>
-              <w:insideH w:val="single" w:sz="4" w:space="0" w:color="D9D9D9"/>
-              <w:insideV w:val="single" w:sz="4" w:space="0" w:color="D9D9D9"/>
-            </w:tcBorders>
-            <w:tcMar>
-              <w:top w:w="80" w:type="dxa"/>
-              <w:start w:w="100" w:type="dxa"/>
-              <w:bottom w:w="80" w:type="dxa"/>
-              <w:end w:w="100" w:type="dxa"/>
-            </w:tcMar>
-            <w:vAlign w:val="center"/>
-          </w:tcPr>
-          <w:p>
-            <w:r>
-              <w:rPr>
-                <w:rFonts w:ascii="Arial" w:hAnsi="Arial"/>
-                <w:sz w:val="20"/>
-              </w:rPr>
-              <w:t>Guía de operación del sistema Bodega Norte</w:t>
-            </w:r>
-          </w:p>
-        </w:tc>
-      </w:tr>
-      <w:tr>
-        <w:tc>
-          <w:tcPr>
-            <w:tcW w:type="dxa" w:w="4320"/>
-            <w:shd w:fill="EAF0F6"/>
-            <w:tcBorders>
-              <w:top w:val="single" w:sz="4" w:space="0" w:color="D9D9D9"/>
-              <w:left w:val="single" w:sz="4" w:space="0" w:color="D9D9D9"/>
-              <w:bottom w:val="single" w:sz="4" w:space="0" w:color="D9D9D9"/>
-              <w:right w:val="single" w:sz="4" w:space="0" w:color="D9D9D9"/>
-              <w:insideH w:val="single" w:sz="4" w:space="0" w:color="D9D9D9"/>
-              <w:insideV w:val="single" w:sz="4" w:space="0" w:color="D9D9D9"/>
-            </w:tcBorders>
-            <w:tcMar>
-              <w:top w:w="80" w:type="dxa"/>
-              <w:start w:w="100" w:type="dxa"/>
-              <w:bottom w:w="80" w:type="dxa"/>
-              <w:end w:w="100" w:type="dxa"/>
-            </w:tcMar>
-            <w:vAlign w:val="center"/>
-          </w:tcPr>
-          <w:p>
-            <w:r>
-              <w:rPr>
-                <w:rFonts w:ascii="Arial" w:hAnsi="Arial"/>
-                <w:b/>
-                <w:color w:val="10294B"/>
-                <w:sz w:val="20"/>
-              </w:rPr>
-              <w:t>Estudiante / integrantes</w:t>
-            </w:r>
-          </w:p>
-        </w:tc>
-        <w:tc>
-          <w:tcPr>
-            <w:tcW w:type="dxa" w:w="4320"/>
-            <w:tcBorders>
-              <w:top w:val="single" w:sz="4" w:space="0" w:color="D9D9D9"/>
-              <w:left w:val="single" w:sz="4" w:space="0" w:color="D9D9D9"/>
-              <w:bottom w:val="single" w:sz="4" w:space="0" w:color="D9D9D9"/>
-              <w:right w:val="single" w:sz="4" w:space="0" w:color="D9D9D9"/>
-              <w:insideH w:val="single" w:sz="4" w:space="0" w:color="D9D9D9"/>
-              <w:insideV w:val="single" w:sz="4" w:space="0" w:color="D9D9D9"/>
-            </w:tcBorders>
-            <w:tcMar>
-              <w:top w:w="80" w:type="dxa"/>
-              <w:start w:w="100" w:type="dxa"/>
-              <w:bottom w:w="80" w:type="dxa"/>
-              <w:end w:w="100" w:type="dxa"/>
-            </w:tcMar>
-            <w:vAlign w:val="center"/>
-          </w:tcPr>
-          <w:p>
-            <w:r>
-              <w:rPr>
-                <w:rFonts w:ascii="Arial" w:hAnsi="Arial"/>
-                <w:sz w:val="20"/>
-              </w:rPr>
-              <w:t>[Completar]</w:t>
-            </w:r>
-          </w:p>
-        </w:tc>
-      </w:tr>
-      <w:tr>
-        <w:tc>
-          <w:tcPr>
-            <w:tcW w:type="dxa" w:w="4320"/>
-            <w:shd w:fill="EAF0F6"/>
-            <w:tcBorders>
-              <w:top w:val="single" w:sz="4" w:space="0" w:color="D9D9D9"/>
-              <w:left w:val="single" w:sz="4" w:space="0" w:color="D9D9D9"/>
-              <w:bottom w:val="single" w:sz="4" w:space="0" w:color="D9D9D9"/>
-              <w:right w:val="single" w:sz="4" w:space="0" w:color="D9D9D9"/>
-              <w:insideH w:val="single" w:sz="4" w:space="0" w:color="D9D9D9"/>
-              <w:insideV w:val="single" w:sz="4" w:space="0" w:color="D9D9D9"/>
-            </w:tcBorders>
-            <w:tcMar>
-              <w:top w:w="80" w:type="dxa"/>
-              <w:start w:w="100" w:type="dxa"/>
-              <w:bottom w:w="80" w:type="dxa"/>
-              <w:end w:w="100" w:type="dxa"/>
-            </w:tcMar>
-            <w:vAlign w:val="center"/>
-          </w:tcPr>
-          <w:p>
-            <w:r>
-              <w:rPr>
-                <w:rFonts w:ascii="Arial" w:hAnsi="Arial"/>
-                <w:b/>
-                <w:color w:val="10294B"/>
-                <w:sz w:val="20"/>
-              </w:rPr>
-              <w:t>Coordinador del proyecto</w:t>
-            </w:r>
-          </w:p>
-        </w:tc>
-        <w:tc>
-          <w:tcPr>
-            <w:tcW w:type="dxa" w:w="4320"/>
-            <w:tcBorders>
-              <w:top w:val="single" w:sz="4" w:space="0" w:color="D9D9D9"/>
-              <w:left w:val="single" w:sz="4" w:space="0" w:color="D9D9D9"/>
-              <w:bottom w:val="single" w:sz="4" w:space="0" w:color="D9D9D9"/>
-              <w:right w:val="single" w:sz="4" w:space="0" w:color="D9D9D9"/>
-              <w:insideH w:val="single" w:sz="4" w:space="0" w:color="D9D9D9"/>
-              <w:insideV w:val="single" w:sz="4" w:space="0" w:color="D9D9D9"/>
-            </w:tcBorders>
-            <w:tcMar>
-              <w:top w:w="80" w:type="dxa"/>
-              <w:start w:w="100" w:type="dxa"/>
-              <w:bottom w:w="80" w:type="dxa"/>
-              <w:end w:w="100" w:type="dxa"/>
-            </w:tcMar>
-            <w:vAlign w:val="center"/>
-          </w:tcPr>
-          <w:p>
-            <w:r>
-              <w:rPr>
-                <w:rFonts w:ascii="Arial" w:hAnsi="Arial"/>
-                <w:sz w:val="20"/>
-              </w:rPr>
-              <w:t>[Completar]</w:t>
-            </w:r>
-          </w:p>
-        </w:tc>
-      </w:tr>
-      <w:tr>
-        <w:tc>
-          <w:tcPr>
-            <w:tcW w:type="dxa" w:w="4320"/>
-            <w:shd w:fill="EAF0F6"/>
-            <w:tcBorders>
-              <w:top w:val="single" w:sz="4" w:space="0" w:color="D9D9D9"/>
-              <w:left w:val="single" w:sz="4" w:space="0" w:color="D9D9D9"/>
-              <w:bottom w:val="single" w:sz="4" w:space="0" w:color="D9D9D9"/>
-              <w:right w:val="single" w:sz="4" w:space="0" w:color="D9D9D9"/>
-              <w:insideH w:val="single" w:sz="4" w:space="0" w:color="D9D9D9"/>
-              <w:insideV w:val="single" w:sz="4" w:space="0" w:color="D9D9D9"/>
-            </w:tcBorders>
-            <w:tcMar>
-              <w:top w:w="80" w:type="dxa"/>
-              <w:start w:w="100" w:type="dxa"/>
-              <w:bottom w:w="80" w:type="dxa"/>
-              <w:end w:w="100" w:type="dxa"/>
-            </w:tcMar>
-            <w:vAlign w:val="center"/>
-          </w:tcPr>
-          <w:p>
-            <w:r>
-              <w:rPr>
-                <w:rFonts w:ascii="Arial" w:hAnsi="Arial"/>
-                <w:b/>
-                <w:color w:val="10294B"/>
-                <w:sz w:val="20"/>
-              </w:rPr>
-              <w:t>Institución / bodega</w:t>
-            </w:r>
-          </w:p>
-        </w:tc>
-        <w:tc>
-          <w:tcPr>
-            <w:tcW w:type="dxa" w:w="4320"/>
-            <w:tcBorders>
-              <w:top w:val="single" w:sz="4" w:space="0" w:color="D9D9D9"/>
-              <w:left w:val="single" w:sz="4" w:space="0" w:color="D9D9D9"/>
-              <w:bottom w:val="single" w:sz="4" w:space="0" w:color="D9D9D9"/>
-              <w:right w:val="single" w:sz="4" w:space="0" w:color="D9D9D9"/>
-              <w:insideH w:val="single" w:sz="4" w:space="0" w:color="D9D9D9"/>
-              <w:insideV w:val="single" w:sz="4" w:space="0" w:color="D9D9D9"/>
-            </w:tcBorders>
-            <w:tcMar>
-              <w:top w:w="80" w:type="dxa"/>
-              <w:start w:w="100" w:type="dxa"/>
-              <w:bottom w:w="80" w:type="dxa"/>
-              <w:end w:w="100" w:type="dxa"/>
-            </w:tcMar>
-            <w:vAlign w:val="center"/>
-          </w:tcPr>
-          <w:p>
-            <w:r>
-              <w:rPr>
-                <w:rFonts w:ascii="Arial" w:hAnsi="Arial"/>
-                <w:sz w:val="20"/>
-              </w:rPr>
-              <w:t>Bodega Norte – [completar ubicación]</w:t>
-            </w:r>
-          </w:p>
-        </w:tc>
-      </w:tr>
-      <w:tr>
-        <w:tc>
-          <w:tcPr>
-            <w:tcW w:type="dxa" w:w="4320"/>
-            <w:shd w:fill="EAF0F6"/>
-            <w:tcBorders>
-              <w:top w:val="single" w:sz="4" w:space="0" w:color="D9D9D9"/>
-              <w:left w:val="single" w:sz="4" w:space="0" w:color="D9D9D9"/>
-              <w:bottom w:val="single" w:sz="4" w:space="0" w:color="D9D9D9"/>
-              <w:right w:val="single" w:sz="4" w:space="0" w:color="D9D9D9"/>
-              <w:insideH w:val="single" w:sz="4" w:space="0" w:color="D9D9D9"/>
-              <w:insideV w:val="single" w:sz="4" w:space="0" w:color="D9D9D9"/>
-            </w:tcBorders>
-            <w:tcMar>
-              <w:top w:w="80" w:type="dxa"/>
-              <w:start w:w="100" w:type="dxa"/>
-              <w:bottom w:w="80" w:type="dxa"/>
-              <w:end w:w="100" w:type="dxa"/>
-            </w:tcMar>
-            <w:vAlign w:val="center"/>
-          </w:tcPr>
-          <w:p>
-            <w:r>
-              <w:rPr>
-                <w:rFonts w:ascii="Arial" w:hAnsi="Arial"/>
-                <w:b/>
-                <w:color w:val="10294B"/>
-                <w:sz w:val="20"/>
-              </w:rPr>
-              <w:t>Fecha de entrega</w:t>
-            </w:r>
-          </w:p>
-        </w:tc>
-        <w:tc>
-          <w:tcPr>
-            <w:tcW w:type="dxa" w:w="4320"/>
-            <w:tcBorders>
-              <w:top w:val="single" w:sz="4" w:space="0" w:color="D9D9D9"/>
-              <w:left w:val="single" w:sz="4" w:space="0" w:color="D9D9D9"/>
-              <w:bottom w:val="single" w:sz="4" w:space="0" w:color="D9D9D9"/>
-              <w:right w:val="single" w:sz="4" w:space="0" w:color="D9D9D9"/>
-              <w:insideH w:val="single" w:sz="4" w:space="0" w:color="D9D9D9"/>
-              <w:insideV w:val="single" w:sz="4" w:space="0" w:color="D9D9D9"/>
-            </w:tcBorders>
-            <w:tcMar>
-              <w:top w:w="80" w:type="dxa"/>
-              <w:start w:w="100" w:type="dxa"/>
-              <w:bottom w:w="80" w:type="dxa"/>
-              <w:end w:w="100" w:type="dxa"/>
-            </w:tcMar>
-            <w:vAlign w:val="center"/>
-          </w:tcPr>
-          <w:p>
-            <w:r>
-              <w:rPr>
-                <w:rFonts w:ascii="Arial" w:hAnsi="Arial"/>
-                <w:sz w:val="20"/>
-              </w:rPr>
-              <w:t>[Completar]</w:t>
-            </w:r>
-          </w:p>
-        </w:tc>
-      </w:tr>
-    </w:tbl>
-    <w:p/>
     <w:p>
       <w:pPr>
         <w:jc w:val="center"/>
       </w:pPr>
       <w:r>
         <w:rPr>
-          <w:i/>
-          <w:color w:val="6B7280"/>
-          <w:sz w:val="18"/>
+          <w:rFonts w:ascii="Arial" w:hAnsi="Arial" w:eastAsia="Arial"/>
+          <w:color w:val="000000"/>
+          <w:sz w:val="22"/>
         </w:rPr>
-        <w:t>Elaborado a partir de la estructura y criterios indicados en los documentos de referencia del curso.</w:t>
+        <w:t>Ciclo cuarto | Periodo 2026 | Semestre no consignado en los documentos recibidos</w:t>
+      </w:r>
+    </w:p>
+    <w:p>
+      <w:pPr>
+        <w:jc w:val="center"/>
+      </w:pPr>
+      <w:r>
+        <w:rPr>
+          <w:rFonts w:ascii="Arial" w:hAnsi="Arial" w:eastAsia="Arial"/>
+          <w:color w:val="000000"/>
+          <w:sz w:val="22"/>
+        </w:rPr>
+        <w:t>Grupo 10</w:t>
+      </w:r>
+    </w:p>
+    <w:p/>
+    <w:p>
+      <w:pPr>
+        <w:jc w:val="left"/>
+      </w:pPr>
+      <w:r>
+        <w:rPr>
+          <w:rFonts w:ascii="Arial" w:hAnsi="Arial" w:eastAsia="Arial"/>
+          <w:color w:val="000000"/>
+          <w:sz w:val="22"/>
+        </w:rPr>
+        <w:t>Coordinador: Gonzalo Yoel Choque Becerra</w:t>
       </w:r>
     </w:p>
     <w:p>
       <w:r>
+        <w:rPr>
+          <w:rFonts w:ascii="Arial" w:hAnsi="Arial" w:eastAsia="Arial"/>
+          <w:color w:val="000000"/>
+          <w:sz w:val="22"/>
+        </w:rPr>
+        <w:t>Integrantes: Adrian Alexander Berrocal Villanueva; Lalo Alessandro Eugenio Montalvo; Juan Diego Romero Peralta</w:t>
+      </w:r>
+    </w:p>
+    <w:p>
+      <w:r>
+        <w:rPr>
+          <w:rFonts w:ascii="Arial" w:hAnsi="Arial" w:eastAsia="Arial"/>
+          <w:color w:val="000000"/>
+          <w:sz w:val="22"/>
+        </w:rPr>
+        <w:t>Fecha de elaboración: 4 de octubre de 2026</w:t>
+      </w:r>
+    </w:p>
+    <w:p>
+      <w:r>
+        <w:rPr>
+          <w:rFonts w:ascii="Arial" w:hAnsi="Arial" w:eastAsia="Arial"/>
+          <w:color w:val="000000"/>
+          <w:sz w:val="22"/>
+        </w:rPr>
         <w:br w:type="page"/>
       </w:r>
     </w:p>
     <w:p>
       <w:pPr>
         <w:pStyle w:val="Heading1"/>
+        <w:keepNext/>
+        <w:keepLines/>
       </w:pPr>
       <w:r>
+        <w:rPr>
+          <w:rFonts w:ascii="Arial" w:hAnsi="Arial" w:eastAsia="Arial"/>
+          <w:color w:val="000000"/>
+          <w:sz w:val="22"/>
+        </w:rPr>
         <w:t>1. Presentación</w:t>
       </w:r>
     </w:p>
     <w:p>
       <w:r>
+        <w:rPr>
+          <w:rFonts w:ascii="Arial" w:hAnsi="Arial" w:eastAsia="Arial"/>
+          <w:color w:val="000000"/>
+          <w:sz w:val="22"/>
+        </w:rPr>
         <w:t>Este manual explica cómo utilizar el MVP del sistema de inventario y ventas. Está dirigido al administrador o encargado de una bodega y usa un lenguaje operativo, con pasos breves para las tareas frecuentes.</w:t>
       </w:r>
     </w:p>
     <w:p>
       <w:pPr>
         <w:pStyle w:val="Heading1"/>
+        <w:keepNext/>
+        <w:keepLines/>
       </w:pPr>
       <w:r>
+        <w:rPr>
+          <w:rFonts w:ascii="Arial" w:hAnsi="Arial" w:eastAsia="Arial"/>
+          <w:color w:val="000000"/>
+          <w:sz w:val="22"/>
+        </w:rPr>
         <w:t>2. Ingreso y navegación</w:t>
       </w:r>
     </w:p>
     <w:p>
       <w:pPr>
-        <w:pStyle w:val="ListNumber"/>
+        <w:ind w:left="369" w:hanging="369"/>
       </w:pPr>
       <w:r>
-        <w:t>Abra la aplicación en el navegador desde la dirección entregada por el equipo.</w:t>
+        <w:rPr>
+          <w:rFonts w:ascii="Arial" w:hAnsi="Arial" w:eastAsia="Arial"/>
+          <w:color w:val="000000"/>
+          <w:sz w:val="22"/>
+        </w:rPr>
+        <w:t>1. Abra la aplicación; en modo compartido confirme su cuenta y solicite habilitación de rol al administrador. En demo se simulan roles.</w:t>
       </w:r>
     </w:p>
     <w:p>
       <w:pPr>
-        <w:pStyle w:val="ListNumber"/>
+        <w:ind w:left="369" w:hanging="369"/>
       </w:pPr>
       <w:r>
-        <w:t>Revise el Dashboard para conocer ventas del día, ingresos, productos y alertas.</w:t>
+        <w:rPr>
+          <w:rFonts w:ascii="Arial" w:hAnsi="Arial" w:eastAsia="Arial"/>
+          <w:color w:val="000000"/>
+          <w:sz w:val="22"/>
+        </w:rPr>
+        <w:t>2. Revise el Dashboard para conocer ventas del día, ingresos, productos y alertas.</w:t>
       </w:r>
     </w:p>
     <w:p>
       <w:pPr>
-        <w:pStyle w:val="ListNumber"/>
+        <w:ind w:left="369" w:hanging="369"/>
       </w:pPr>
       <w:r>
-        <w:t>Use el menú lateral en escritorio o el botón Abrir menú en móvil.</w:t>
+        <w:rPr>
+          <w:rFonts w:ascii="Arial" w:hAnsi="Arial" w:eastAsia="Arial"/>
+          <w:color w:val="000000"/>
+          <w:sz w:val="22"/>
+        </w:rPr>
+        <w:t>3. Use el menú lateral en escritorio o el botón Abrir menú en móvil.</w:t>
       </w:r>
     </w:p>
     <w:p>
       <w:pPr>
-        <w:pStyle w:val="ListNumber"/>
+        <w:ind w:left="369" w:hanging="369"/>
       </w:pPr>
       <w:r>
-        <w:t>Seleccione Inventario, Productos, Nueva venta, Reportes o Configuración según la tarea.</w:t>
+        <w:rPr>
+          <w:rFonts w:ascii="Arial" w:hAnsi="Arial" w:eastAsia="Arial"/>
+          <w:color w:val="000000"/>
+          <w:sz w:val="22"/>
+        </w:rPr>
+        <w:t>4. Seleccione Inventario, Productos, Nueva venta, Reportes o Configuración según la tarea.</w:t>
       </w:r>
     </w:p>
     <w:p>
       <w:pPr>
         <w:pStyle w:val="Heading1"/>
+        <w:keepNext/>
+        <w:keepLines/>
       </w:pPr>
       <w:r>
+        <w:rPr>
+          <w:rFonts w:ascii="Arial" w:hAnsi="Arial" w:eastAsia="Arial"/>
+          <w:color w:val="000000"/>
+          <w:sz w:val="22"/>
+        </w:rPr>
         <w:t>3. Registrar una venta</w:t>
       </w:r>
     </w:p>
     <w:p>
       <w:pPr>
-        <w:pStyle w:val="ListNumber"/>
+        <w:ind w:left="369" w:hanging="369"/>
       </w:pPr>
       <w:r>
-        <w:t>Seleccione Nueva venta.</w:t>
+        <w:rPr>
+          <w:rFonts w:ascii="Arial" w:hAnsi="Arial" w:eastAsia="Arial"/>
+          <w:color w:val="000000"/>
+          <w:sz w:val="22"/>
+        </w:rPr>
+        <w:t>1. Seleccione Nueva venta.</w:t>
       </w:r>
     </w:p>
     <w:p>
       <w:pPr>
-        <w:pStyle w:val="ListNumber"/>
+        <w:ind w:left="369" w:hanging="369"/>
       </w:pPr>
       <w:r>
-        <w:t>Busque un producto por nombre o categoría.</w:t>
+        <w:rPr>
+          <w:rFonts w:ascii="Arial" w:hAnsi="Arial" w:eastAsia="Arial"/>
+          <w:color w:val="000000"/>
+          <w:sz w:val="22"/>
+        </w:rPr>
+        <w:t>2. Busque un producto por nombre o categoría.</w:t>
       </w:r>
     </w:p>
     <w:p>
       <w:pPr>
-        <w:pStyle w:val="ListNumber"/>
+        <w:ind w:left="369" w:hanging="369"/>
       </w:pPr>
       <w:r>
-        <w:t>Agregue el producto al carrito e indique la cantidad.</w:t>
+        <w:rPr>
+          <w:rFonts w:ascii="Arial" w:hAnsi="Arial" w:eastAsia="Arial"/>
+          <w:color w:val="000000"/>
+          <w:sz w:val="22"/>
+        </w:rPr>
+        <w:t>3. Agregue el producto al carrito e indique la cantidad.</w:t>
       </w:r>
     </w:p>
     <w:p>
       <w:pPr>
-        <w:pStyle w:val="ListNumber"/>
+        <w:ind w:left="369" w:hanging="369"/>
       </w:pPr>
       <w:r>
-        <w:t>Verifique subtotal y total; no ingrese una cantidad superior al stock disponible.</w:t>
+        <w:rPr>
+          <w:rFonts w:ascii="Arial" w:hAnsi="Arial" w:eastAsia="Arial"/>
+          <w:color w:val="000000"/>
+          <w:sz w:val="22"/>
+        </w:rPr>
+        <w:t>4. Verifique subtotal y total; no ingrese una cantidad superior al stock disponible.</w:t>
       </w:r>
     </w:p>
     <w:p>
       <w:pPr>
-        <w:pStyle w:val="ListNumber"/>
+        <w:ind w:left="369" w:hanging="369"/>
       </w:pPr>
       <w:r>
-        <w:t>Seleccione el método de pago: efectivo, Yape, Plin o tarjeta.</w:t>
+        <w:rPr>
+          <w:rFonts w:ascii="Arial" w:hAnsi="Arial" w:eastAsia="Arial"/>
+          <w:color w:val="000000"/>
+          <w:sz w:val="22"/>
+        </w:rPr>
+        <w:t>5. Seleccione el método de pago: efectivo, Yape, Plin o tarjeta.</w:t>
       </w:r>
     </w:p>
     <w:p>
       <w:pPr>
-        <w:pStyle w:val="ListNumber"/>
+        <w:ind w:left="369" w:hanging="369"/>
       </w:pPr>
       <w:r>
-        <w:t>Pulse Cobrar venta y luego Registrar venta.</w:t>
+        <w:rPr>
+          <w:rFonts w:ascii="Arial" w:hAnsi="Arial" w:eastAsia="Arial"/>
+          <w:color w:val="000000"/>
+          <w:sz w:val="22"/>
+        </w:rPr>
+        <w:t>6. Pulse Cobrar venta y luego Registrar venta.</w:t>
       </w:r>
     </w:p>
     <w:p>
       <w:pPr>
-        <w:pStyle w:val="ListNumber"/>
+        <w:ind w:left="369" w:hanging="369"/>
       </w:pPr>
       <w:r>
-        <w:t>Confirme el mensaje de operación registrada y revise que el stock haya disminuido.</w:t>
+        <w:rPr>
+          <w:rFonts w:ascii="Arial" w:hAnsi="Arial" w:eastAsia="Arial"/>
+          <w:color w:val="000000"/>
+          <w:sz w:val="22"/>
+        </w:rPr>
+        <w:t>7. Confirme el mensaje de operación registrada y revise que el stock haya disminuido.</w:t>
       </w:r>
     </w:p>
     <w:p>
       <w:pPr>
         <w:pStyle w:val="Heading1"/>
+        <w:keepNext/>
+        <w:keepLines/>
       </w:pPr>
       <w:r>
+        <w:rPr>
+          <w:rFonts w:ascii="Arial" w:hAnsi="Arial" w:eastAsia="Arial"/>
+          <w:color w:val="000000"/>
+          <w:sz w:val="22"/>
+        </w:rPr>
         <w:t>4. Consultar inventario</w:t>
       </w:r>
     </w:p>
     <w:p>
       <w:pPr>
-        <w:pStyle w:val="ListNumber"/>
+        <w:ind w:left="369" w:hanging="369"/>
       </w:pPr>
       <w:r>
-        <w:t>Abra Inventario.</w:t>
+        <w:rPr>
+          <w:rFonts w:ascii="Arial" w:hAnsi="Arial" w:eastAsia="Arial"/>
+          <w:color w:val="000000"/>
+          <w:sz w:val="22"/>
+        </w:rPr>
+        <w:t>1. Abra Inventario.</w:t>
       </w:r>
     </w:p>
     <w:p>
       <w:pPr>
-        <w:pStyle w:val="ListNumber"/>
+        <w:ind w:left="369" w:hanging="369"/>
       </w:pPr>
       <w:r>
-        <w:t>Use el buscador para localizar un producto.</w:t>
+        <w:rPr>
+          <w:rFonts w:ascii="Arial" w:hAnsi="Arial" w:eastAsia="Arial"/>
+          <w:color w:val="000000"/>
+          <w:sz w:val="22"/>
+        </w:rPr>
+        <w:t>2. Use el buscador para localizar un producto.</w:t>
       </w:r>
     </w:p>
     <w:p>
       <w:pPr>
-        <w:pStyle w:val="ListNumber"/>
+        <w:ind w:left="369" w:hanging="369"/>
       </w:pPr>
       <w:r>
-        <w:t>Use el filtro Todos, Disponible o Bajo.</w:t>
+        <w:rPr>
+          <w:rFonts w:ascii="Arial" w:hAnsi="Arial" w:eastAsia="Arial"/>
+          <w:color w:val="000000"/>
+          <w:sz w:val="22"/>
+        </w:rPr>
+        <w:t>3. Use el filtro Todos, Disponible o Bajo.</w:t>
       </w:r>
     </w:p>
     <w:p>
       <w:pPr>
-        <w:pStyle w:val="ListNumber"/>
+        <w:ind w:left="369" w:hanging="369"/>
       </w:pPr>
       <w:r>
-        <w:t>Considere que un producto está bajo cuando su stock actual es menor o igual a su stock mínimo.</w:t>
+        <w:rPr>
+          <w:rFonts w:ascii="Arial" w:hAnsi="Arial" w:eastAsia="Arial"/>
+          <w:color w:val="000000"/>
+          <w:sz w:val="22"/>
+        </w:rPr>
+        <w:t>4. Considere que un producto está bajo cuando su stock actual es menor o igual a su stock mínimo.</w:t>
       </w:r>
     </w:p>
     <w:p>
       <w:pPr>
-        <w:pStyle w:val="ListNumber"/>
+        <w:ind w:left="369" w:hanging="369"/>
       </w:pPr>
       <w:r>
-        <w:t>Planifique la reposición tomando como referencia el listado y el reporte.</w:t>
+        <w:rPr>
+          <w:rFonts w:ascii="Arial" w:hAnsi="Arial" w:eastAsia="Arial"/>
+          <w:color w:val="000000"/>
+          <w:sz w:val="22"/>
+        </w:rPr>
+        <w:t>5. Planifique la reposición tomando como referencia el listado y el reporte.</w:t>
       </w:r>
     </w:p>
     <w:p>
       <w:pPr>
         <w:pStyle w:val="Heading1"/>
+        <w:keepNext/>
+        <w:keepLines/>
       </w:pPr>
       <w:r>
+        <w:rPr>
+          <w:rFonts w:ascii="Arial" w:hAnsi="Arial" w:eastAsia="Arial"/>
+          <w:color w:val="000000"/>
+          <w:sz w:val="22"/>
+        </w:rPr>
         <w:t>5. Agregar un producto</w:t>
       </w:r>
     </w:p>
     <w:p>
       <w:pPr>
-        <w:pStyle w:val="ListNumber"/>
+        <w:ind w:left="369" w:hanging="369"/>
       </w:pPr>
       <w:r>
-        <w:t>Abra Productos y pulse Agregar producto.</w:t>
+        <w:rPr>
+          <w:rFonts w:ascii="Arial" w:hAnsi="Arial" w:eastAsia="Arial"/>
+          <w:color w:val="000000"/>
+          <w:sz w:val="22"/>
+        </w:rPr>
+        <w:t>1. Abra Productos y pulse Agregar producto.</w:t>
       </w:r>
     </w:p>
     <w:p>
       <w:pPr>
-        <w:pStyle w:val="ListNumber"/>
+        <w:ind w:left="369" w:hanging="369"/>
       </w:pPr>
       <w:r>
-        <w:t>Complete nombre, categoría, precio, stock y stock mínimo.</w:t>
+        <w:rPr>
+          <w:rFonts w:ascii="Arial" w:hAnsi="Arial" w:eastAsia="Arial"/>
+          <w:color w:val="000000"/>
+          <w:sz w:val="22"/>
+        </w:rPr>
+        <w:t>2. Complete nombre, categoría, precio, stock y stock mínimo.</w:t>
       </w:r>
     </w:p>
     <w:p>
       <w:pPr>
-        <w:pStyle w:val="ListNumber"/>
+        <w:ind w:left="369" w:hanging="369"/>
       </w:pPr>
       <w:r>
-        <w:t>Revise que el precio sea mayor que cero y que las cantidades sean válidas.</w:t>
+        <w:rPr>
+          <w:rFonts w:ascii="Arial" w:hAnsi="Arial" w:eastAsia="Arial"/>
+          <w:color w:val="000000"/>
+          <w:sz w:val="22"/>
+        </w:rPr>
+        <w:t>3. Revise que el precio sea mayor que cero y que las cantidades sean válidas.</w:t>
       </w:r>
     </w:p>
     <w:p>
       <w:pPr>
-        <w:pStyle w:val="ListNumber"/>
+        <w:ind w:left="369" w:hanging="369"/>
       </w:pPr>
       <w:r>
-        <w:t>Pulse Guardar producto; si falta un dato, el botón permanecerá deshabilitado.</w:t>
+        <w:rPr>
+          <w:rFonts w:ascii="Arial" w:hAnsi="Arial" w:eastAsia="Arial"/>
+          <w:color w:val="000000"/>
+          <w:sz w:val="22"/>
+        </w:rPr>
+        <w:t>4. Pulse Guardar producto; se validan campos y valores. Para cambiar stock de un producto existente use Ajustar stock con motivo.</w:t>
       </w:r>
     </w:p>
     <w:p>
       <w:pPr>
         <w:pStyle w:val="Heading1"/>
+        <w:keepNext/>
+        <w:keepLines/>
       </w:pPr>
       <w:r>
+        <w:rPr>
+          <w:rFonts w:ascii="Arial" w:hAnsi="Arial" w:eastAsia="Arial"/>
+          <w:color w:val="000000"/>
+          <w:sz w:val="22"/>
+        </w:rPr>
         <w:t>6. Revisar reportes</w:t>
       </w:r>
     </w:p>
@@ -798,7 +495,12 @@
         <w:pStyle w:val="ListBullet"/>
       </w:pPr>
       <w:r>
-        <w:t>En Reportes, revise el resumen de ventas, métodos de pago, categorías y movimientos.</w:t>
+        <w:rPr>
+          <w:rFonts w:ascii="Arial" w:hAnsi="Arial" w:eastAsia="Arial"/>
+          <w:color w:val="000000"/>
+          <w:sz w:val="22"/>
+        </w:rPr>
+        <w:t>En Reportes seleccione Desde y Hasta; revise ventas activas, ranking y medios de pago. Movimientos conserva ajustes y cancelaciones.</w:t>
       </w:r>
     </w:p>
     <w:p>
@@ -806,6 +508,11 @@
         <w:pStyle w:val="ListBullet"/>
       </w:pPr>
       <w:r>
+        <w:rPr>
+          <w:rFonts w:ascii="Arial" w:hAnsi="Arial" w:eastAsia="Arial"/>
+          <w:color w:val="000000"/>
+          <w:sz w:val="22"/>
+        </w:rPr>
         <w:t>Use Exportar CSV para descargar los datos y abrirlos en Excel.</w:t>
       </w:r>
     </w:p>
@@ -814,54 +521,93 @@
         <w:pStyle w:val="ListBullet"/>
       </w:pPr>
       <w:r>
+        <w:rPr>
+          <w:rFonts w:ascii="Arial" w:hAnsi="Arial" w:eastAsia="Arial"/>
+          <w:color w:val="000000"/>
+          <w:sz w:val="22"/>
+        </w:rPr>
         <w:t>Conserve el archivo exportado como respaldo y no comparta datos sensibles sin autorización.</w:t>
       </w:r>
     </w:p>
     <w:p>
       <w:pPr>
         <w:pStyle w:val="Heading1"/>
+        <w:keepNext/>
+        <w:keepLines/>
       </w:pPr>
       <w:r>
+        <w:rPr>
+          <w:rFonts w:ascii="Arial" w:hAnsi="Arial" w:eastAsia="Arial"/>
+          <w:color w:val="000000"/>
+          <w:sz w:val="22"/>
+        </w:rPr>
         <w:t>7. Usar el asistente de bodega</w:t>
       </w:r>
     </w:p>
     <w:p>
       <w:pPr>
-        <w:pStyle w:val="ListNumber"/>
+        <w:ind w:left="369" w:hanging="369"/>
       </w:pPr>
       <w:r>
-        <w:t>Pulse el botón Asistente de bodega.</w:t>
+        <w:rPr>
+          <w:rFonts w:ascii="Arial" w:hAnsi="Arial" w:eastAsia="Arial"/>
+          <w:color w:val="000000"/>
+          <w:sz w:val="22"/>
+        </w:rPr>
+        <w:t>1. Pulse el botón Asistente de bodega.</w:t>
       </w:r>
     </w:p>
     <w:p>
       <w:pPr>
-        <w:pStyle w:val="ListNumber"/>
+        <w:ind w:left="369" w:hanging="369"/>
       </w:pPr>
       <w:r>
-        <w:t>Seleccione una consulta rápida como Stock bajo o Ventas de hoy.</w:t>
+        <w:rPr>
+          <w:rFonts w:ascii="Arial" w:hAnsi="Arial" w:eastAsia="Arial"/>
+          <w:color w:val="000000"/>
+          <w:sz w:val="22"/>
+        </w:rPr>
+        <w:t>2. Seleccione una consulta rápida como Stock bajo o Ventas de hoy.</w:t>
       </w:r>
     </w:p>
     <w:p>
       <w:pPr>
-        <w:pStyle w:val="ListNumber"/>
+        <w:ind w:left="369" w:hanging="369"/>
       </w:pPr>
       <w:r>
-        <w:t>Lea la respuesta resumida y valide el detalle en Inventario o Reportes.</w:t>
+        <w:rPr>
+          <w:rFonts w:ascii="Arial" w:hAnsi="Arial" w:eastAsia="Arial"/>
+          <w:color w:val="000000"/>
+          <w:sz w:val="22"/>
+        </w:rPr>
+        <w:t>3. Lea la respuesta resumida y valide el detalle en Inventario o Reportes.</w:t>
       </w:r>
     </w:p>
     <w:p>
       <w:pPr>
-        <w:pStyle w:val="ListNumber"/>
+        <w:ind w:left="369" w:hanging="369"/>
       </w:pPr>
       <w:r>
-        <w:t>La versión actual es una demostración offline; la integración productiva con Watson está documentada aparte.</w:t>
+        <w:rPr>
+          <w:rFonts w:ascii="Arial" w:hAnsi="Arial" w:eastAsia="Arial"/>
+          <w:color w:val="000000"/>
+          <w:sz w:val="22"/>
+        </w:rPr>
+        <w:t>4. La versión actual es una demostración offline; la integración productiva con Watson está documentada aparte.</w:t>
       </w:r>
     </w:p>
     <w:p>
       <w:pPr>
         <w:pStyle w:val="Heading1"/>
+        <w:keepNext/>
+        <w:keepLines/>
       </w:pPr>
       <w:r>
+        <w:rPr>
+          <w:rFonts w:ascii="Arial" w:hAnsi="Arial" w:eastAsia="Arial"/>
+          <w:color w:val="000000"/>
+          <w:sz w:val="22"/>
+        </w:rPr>
         <w:t>8. Recomendaciones de uso</w:t>
       </w:r>
     </w:p>
@@ -870,6 +616,11 @@
         <w:pStyle w:val="ListBullet"/>
       </w:pPr>
       <w:r>
+        <w:rPr>
+          <w:rFonts w:ascii="Arial" w:hAnsi="Arial" w:eastAsia="Arial"/>
+          <w:color w:val="000000"/>
+          <w:sz w:val="22"/>
+        </w:rPr>
         <w:t>Registre la venta inmediatamente después de atender al cliente.</w:t>
       </w:r>
     </w:p>
@@ -878,6 +629,11 @@
         <w:pStyle w:val="ListBullet"/>
       </w:pPr>
       <w:r>
+        <w:rPr>
+          <w:rFonts w:ascii="Arial" w:hAnsi="Arial" w:eastAsia="Arial"/>
+          <w:color w:val="000000"/>
+          <w:sz w:val="22"/>
+        </w:rPr>
         <w:t>Revise el stock bajo al inicio y al cierre de la jornada.</w:t>
       </w:r>
     </w:p>
@@ -886,22 +642,26 @@
         <w:pStyle w:val="ListBullet"/>
       </w:pPr>
       <w:r>
-        <w:t>No recargue la página durante una operación sin confirmar si el navegador está procesando la venta.</w:t>
-      </w:r>
-    </w:p>
-    <w:p>
-      <w:pPr>
-        <w:pStyle w:val="ListBullet"/>
-      </w:pPr>
-      <w:r>
-        <w:t>Realice exportaciones periódicas hasta disponer de persistencia en servidor.</w:t>
+        <w:rPr>
+          <w:rFonts w:ascii="Arial" w:hAnsi="Arial" w:eastAsia="Arial"/>
+          <w:color w:val="000000"/>
+          <w:sz w:val="22"/>
+        </w:rPr>
+        <w:t>Si un cobro queda pendiente, reintente el mismo cobro; su identificador se conserva tras recargar y evita duplicarlo.</w:t>
       </w:r>
     </w:p>
     <w:p>
       <w:pPr>
         <w:pStyle w:val="Heading1"/>
+        <w:keepNext/>
+        <w:keepLines/>
       </w:pPr>
       <w:r>
+        <w:rPr>
+          <w:rFonts w:ascii="Arial" w:hAnsi="Arial" w:eastAsia="Arial"/>
+          <w:color w:val="000000"/>
+          <w:sz w:val="22"/>
+        </w:rPr>
         <w:t>9. Errores frecuentes</w:t>
       </w:r>
     </w:p>
@@ -918,19 +678,20 @@
       </w:tblGrid>
       <w:tr>
         <w:trPr>
+          <w:cantSplit/>
           <w:tblHeader w:val="true"/>
         </w:trPr>
         <w:tc>
           <w:tcPr>
             <w:tcW w:type="dxa" w:w="4320"/>
-            <w:shd w:fill="10294B"/>
+            <w:shd w:fill="000000"/>
             <w:tcBorders>
-              <w:top w:val="single" w:sz="4" w:space="0" w:color="10294B"/>
-              <w:left w:val="single" w:sz="4" w:space="0" w:color="10294B"/>
-              <w:bottom w:val="single" w:sz="4" w:space="0" w:color="10294B"/>
-              <w:right w:val="single" w:sz="4" w:space="0" w:color="10294B"/>
-              <w:insideH w:val="single" w:sz="4" w:space="0" w:color="10294B"/>
-              <w:insideV w:val="single" w:sz="4" w:space="0" w:color="10294B"/>
+              <w:top w:val="single" w:sz="4" w:space="0" w:color="000000"/>
+              <w:left w:val="single" w:sz="4" w:space="0" w:color="000000"/>
+              <w:bottom w:val="single" w:sz="4" w:space="0" w:color="000000"/>
+              <w:right w:val="single" w:sz="4" w:space="0" w:color="000000"/>
+              <w:insideH w:val="single" w:sz="4" w:space="0" w:color="000000"/>
+              <w:insideV w:val="single" w:sz="4" w:space="0" w:color="000000"/>
             </w:tcBorders>
             <w:tcMar>
               <w:top w:w="80" w:type="dxa"/>
@@ -940,12 +701,15 @@
             </w:tcMar>
           </w:tcPr>
           <w:p>
+            <w:pPr>
+              <w:keepNext/>
+            </w:pPr>
             <w:r>
               <w:rPr>
-                <w:rFonts w:ascii="Arial" w:hAnsi="Arial"/>
+                <w:rFonts w:ascii="Arial" w:hAnsi="Arial" w:eastAsia="Arial"/>
                 <w:b/>
                 <w:color w:val="FFFFFF"/>
-                <w:sz w:val="18"/>
+                <w:sz w:val="22"/>
               </w:rPr>
               <w:t>Situación</w:t>
             </w:r>
@@ -954,14 +718,14 @@
         <w:tc>
           <w:tcPr>
             <w:tcW w:type="dxa" w:w="4320"/>
-            <w:shd w:fill="10294B"/>
+            <w:shd w:fill="000000"/>
             <w:tcBorders>
-              <w:top w:val="single" w:sz="4" w:space="0" w:color="10294B"/>
-              <w:left w:val="single" w:sz="4" w:space="0" w:color="10294B"/>
-              <w:bottom w:val="single" w:sz="4" w:space="0" w:color="10294B"/>
-              <w:right w:val="single" w:sz="4" w:space="0" w:color="10294B"/>
-              <w:insideH w:val="single" w:sz="4" w:space="0" w:color="10294B"/>
-              <w:insideV w:val="single" w:sz="4" w:space="0" w:color="10294B"/>
+              <w:top w:val="single" w:sz="4" w:space="0" w:color="000000"/>
+              <w:left w:val="single" w:sz="4" w:space="0" w:color="000000"/>
+              <w:bottom w:val="single" w:sz="4" w:space="0" w:color="000000"/>
+              <w:right w:val="single" w:sz="4" w:space="0" w:color="000000"/>
+              <w:insideH w:val="single" w:sz="4" w:space="0" w:color="000000"/>
+              <w:insideV w:val="single" w:sz="4" w:space="0" w:color="000000"/>
             </w:tcBorders>
             <w:tcMar>
               <w:top w:w="80" w:type="dxa"/>
@@ -971,12 +735,15 @@
             </w:tcMar>
           </w:tcPr>
           <w:p>
+            <w:pPr>
+              <w:keepNext/>
+            </w:pPr>
             <w:r>
               <w:rPr>
-                <w:rFonts w:ascii="Arial" w:hAnsi="Arial"/>
+                <w:rFonts w:ascii="Arial" w:hAnsi="Arial" w:eastAsia="Arial"/>
                 <w:b/>
                 <w:color w:val="FFFFFF"/>
-                <w:sz w:val="18"/>
+                <w:sz w:val="22"/>
               </w:rPr>
               <w:t>Acción</w:t>
             </w:r>
@@ -984,17 +751,20 @@
         </w:tc>
       </w:tr>
       <w:tr>
+        <w:trPr>
+          <w:cantSplit/>
+        </w:trPr>
         <w:tc>
           <w:tcPr>
             <w:tcW w:type="dxa" w:w="4320"/>
-            <w:shd w:fill="F7F9FB"/>
+            <w:shd w:fill="FFFFFF"/>
             <w:tcBorders>
-              <w:top w:val="single" w:sz="4" w:space="0" w:color="D9D9D9"/>
-              <w:left w:val="single" w:sz="4" w:space="0" w:color="D9D9D9"/>
-              <w:bottom w:val="single" w:sz="4" w:space="0" w:color="D9D9D9"/>
-              <w:right w:val="single" w:sz="4" w:space="0" w:color="D9D9D9"/>
-              <w:insideH w:val="single" w:sz="4" w:space="0" w:color="D9D9D9"/>
-              <w:insideV w:val="single" w:sz="4" w:space="0" w:color="D9D9D9"/>
+              <w:top w:val="single" w:sz="4" w:space="0" w:color="000000"/>
+              <w:left w:val="single" w:sz="4" w:space="0" w:color="000000"/>
+              <w:bottom w:val="single" w:sz="4" w:space="0" w:color="000000"/>
+              <w:right w:val="single" w:sz="4" w:space="0" w:color="000000"/>
+              <w:insideH w:val="single" w:sz="4" w:space="0" w:color="000000"/>
+              <w:insideV w:val="single" w:sz="4" w:space="0" w:color="000000"/>
             </w:tcBorders>
             <w:tcMar>
               <w:top w:w="80" w:type="dxa"/>
@@ -1007,9 +777,9 @@
           <w:p>
             <w:r>
               <w:rPr>
-                <w:rFonts w:ascii="Arial" w:hAnsi="Arial"/>
-                <w:color w:val="222222"/>
-                <w:sz w:val="18"/>
+                <w:rFonts w:ascii="Arial" w:hAnsi="Arial" w:eastAsia="Arial"/>
+                <w:color w:val="000000"/>
+                <w:sz w:val="22"/>
               </w:rPr>
               <w:t>No puedo guardar un producto</w:t>
             </w:r>
@@ -1018,14 +788,14 @@
         <w:tc>
           <w:tcPr>
             <w:tcW w:type="dxa" w:w="4320"/>
-            <w:shd w:fill="F7F9FB"/>
+            <w:shd w:fill="FFFFFF"/>
             <w:tcBorders>
-              <w:top w:val="single" w:sz="4" w:space="0" w:color="D9D9D9"/>
-              <w:left w:val="single" w:sz="4" w:space="0" w:color="D9D9D9"/>
-              <w:bottom w:val="single" w:sz="4" w:space="0" w:color="D9D9D9"/>
-              <w:right w:val="single" w:sz="4" w:space="0" w:color="D9D9D9"/>
-              <w:insideH w:val="single" w:sz="4" w:space="0" w:color="D9D9D9"/>
-              <w:insideV w:val="single" w:sz="4" w:space="0" w:color="D9D9D9"/>
+              <w:top w:val="single" w:sz="4" w:space="0" w:color="000000"/>
+              <w:left w:val="single" w:sz="4" w:space="0" w:color="000000"/>
+              <w:bottom w:val="single" w:sz="4" w:space="0" w:color="000000"/>
+              <w:right w:val="single" w:sz="4" w:space="0" w:color="000000"/>
+              <w:insideH w:val="single" w:sz="4" w:space="0" w:color="000000"/>
+              <w:insideV w:val="single" w:sz="4" w:space="0" w:color="000000"/>
             </w:tcBorders>
             <w:tcMar>
               <w:top w:w="80" w:type="dxa"/>
@@ -1038,9 +808,9 @@
           <w:p>
             <w:r>
               <w:rPr>
-                <w:rFonts w:ascii="Arial" w:hAnsi="Arial"/>
-                <w:color w:val="222222"/>
-                <w:sz w:val="18"/>
+                <w:rFonts w:ascii="Arial" w:hAnsi="Arial" w:eastAsia="Arial"/>
+                <w:color w:val="000000"/>
+                <w:sz w:val="22"/>
               </w:rPr>
               <w:t>Complete todos los campos y use valores válidos.</w:t>
             </w:r>
@@ -1048,16 +818,20 @@
         </w:tc>
       </w:tr>
       <w:tr>
+        <w:trPr>
+          <w:cantSplit/>
+        </w:trPr>
         <w:tc>
           <w:tcPr>
             <w:tcW w:type="dxa" w:w="4320"/>
+            <w:shd w:fill="FFFFFF"/>
             <w:tcBorders>
-              <w:top w:val="single" w:sz="4" w:space="0" w:color="D9D9D9"/>
-              <w:left w:val="single" w:sz="4" w:space="0" w:color="D9D9D9"/>
-              <w:bottom w:val="single" w:sz="4" w:space="0" w:color="D9D9D9"/>
-              <w:right w:val="single" w:sz="4" w:space="0" w:color="D9D9D9"/>
-              <w:insideH w:val="single" w:sz="4" w:space="0" w:color="D9D9D9"/>
-              <w:insideV w:val="single" w:sz="4" w:space="0" w:color="D9D9D9"/>
+              <w:top w:val="single" w:sz="4" w:space="0" w:color="000000"/>
+              <w:left w:val="single" w:sz="4" w:space="0" w:color="000000"/>
+              <w:bottom w:val="single" w:sz="4" w:space="0" w:color="000000"/>
+              <w:right w:val="single" w:sz="4" w:space="0" w:color="000000"/>
+              <w:insideH w:val="single" w:sz="4" w:space="0" w:color="000000"/>
+              <w:insideV w:val="single" w:sz="4" w:space="0" w:color="000000"/>
             </w:tcBorders>
             <w:tcMar>
               <w:top w:w="80" w:type="dxa"/>
@@ -1070,9 +844,9 @@
           <w:p>
             <w:r>
               <w:rPr>
-                <w:rFonts w:ascii="Arial" w:hAnsi="Arial"/>
-                <w:color w:val="222222"/>
-                <w:sz w:val="18"/>
+                <w:rFonts w:ascii="Arial" w:hAnsi="Arial" w:eastAsia="Arial"/>
+                <w:color w:val="000000"/>
+                <w:sz w:val="22"/>
               </w:rPr>
               <w:t>El producto no aparece</w:t>
             </w:r>
@@ -1081,13 +855,14 @@
         <w:tc>
           <w:tcPr>
             <w:tcW w:type="dxa" w:w="4320"/>
+            <w:shd w:fill="FFFFFF"/>
             <w:tcBorders>
-              <w:top w:val="single" w:sz="4" w:space="0" w:color="D9D9D9"/>
-              <w:left w:val="single" w:sz="4" w:space="0" w:color="D9D9D9"/>
-              <w:bottom w:val="single" w:sz="4" w:space="0" w:color="D9D9D9"/>
-              <w:right w:val="single" w:sz="4" w:space="0" w:color="D9D9D9"/>
-              <w:insideH w:val="single" w:sz="4" w:space="0" w:color="D9D9D9"/>
-              <w:insideV w:val="single" w:sz="4" w:space="0" w:color="D9D9D9"/>
+              <w:top w:val="single" w:sz="4" w:space="0" w:color="000000"/>
+              <w:left w:val="single" w:sz="4" w:space="0" w:color="000000"/>
+              <w:bottom w:val="single" w:sz="4" w:space="0" w:color="000000"/>
+              <w:right w:val="single" w:sz="4" w:space="0" w:color="000000"/>
+              <w:insideH w:val="single" w:sz="4" w:space="0" w:color="000000"/>
+              <w:insideV w:val="single" w:sz="4" w:space="0" w:color="000000"/>
             </w:tcBorders>
             <w:tcMar>
               <w:top w:w="80" w:type="dxa"/>
@@ -1100,9 +875,9 @@
           <w:p>
             <w:r>
               <w:rPr>
-                <w:rFonts w:ascii="Arial" w:hAnsi="Arial"/>
-                <w:color w:val="222222"/>
-                <w:sz w:val="18"/>
+                <w:rFonts w:ascii="Arial" w:hAnsi="Arial" w:eastAsia="Arial"/>
+                <w:color w:val="000000"/>
+                <w:sz w:val="22"/>
               </w:rPr>
               <w:t>Revise el buscador, categoría y que el catálogo esté cargado.</w:t>
             </w:r>
@@ -1110,17 +885,20 @@
         </w:tc>
       </w:tr>
       <w:tr>
+        <w:trPr>
+          <w:cantSplit/>
+        </w:trPr>
         <w:tc>
           <w:tcPr>
             <w:tcW w:type="dxa" w:w="4320"/>
-            <w:shd w:fill="F7F9FB"/>
+            <w:shd w:fill="FFFFFF"/>
             <w:tcBorders>
-              <w:top w:val="single" w:sz="4" w:space="0" w:color="D9D9D9"/>
-              <w:left w:val="single" w:sz="4" w:space="0" w:color="D9D9D9"/>
-              <w:bottom w:val="single" w:sz="4" w:space="0" w:color="D9D9D9"/>
-              <w:right w:val="single" w:sz="4" w:space="0" w:color="D9D9D9"/>
-              <w:insideH w:val="single" w:sz="4" w:space="0" w:color="D9D9D9"/>
-              <w:insideV w:val="single" w:sz="4" w:space="0" w:color="D9D9D9"/>
+              <w:top w:val="single" w:sz="4" w:space="0" w:color="000000"/>
+              <w:left w:val="single" w:sz="4" w:space="0" w:color="000000"/>
+              <w:bottom w:val="single" w:sz="4" w:space="0" w:color="000000"/>
+              <w:right w:val="single" w:sz="4" w:space="0" w:color="000000"/>
+              <w:insideH w:val="single" w:sz="4" w:space="0" w:color="000000"/>
+              <w:insideV w:val="single" w:sz="4" w:space="0" w:color="000000"/>
             </w:tcBorders>
             <w:tcMar>
               <w:top w:w="80" w:type="dxa"/>
@@ -1133,9 +911,9 @@
           <w:p>
             <w:r>
               <w:rPr>
-                <w:rFonts w:ascii="Arial" w:hAnsi="Arial"/>
-                <w:color w:val="222222"/>
-                <w:sz w:val="18"/>
+                <w:rFonts w:ascii="Arial" w:hAnsi="Arial" w:eastAsia="Arial"/>
+                <w:color w:val="000000"/>
+                <w:sz w:val="22"/>
               </w:rPr>
               <w:t>No puedo vender la cantidad</w:t>
             </w:r>
@@ -1144,14 +922,14 @@
         <w:tc>
           <w:tcPr>
             <w:tcW w:type="dxa" w:w="4320"/>
-            <w:shd w:fill="F7F9FB"/>
+            <w:shd w:fill="FFFFFF"/>
             <w:tcBorders>
-              <w:top w:val="single" w:sz="4" w:space="0" w:color="D9D9D9"/>
-              <w:left w:val="single" w:sz="4" w:space="0" w:color="D9D9D9"/>
-              <w:bottom w:val="single" w:sz="4" w:space="0" w:color="D9D9D9"/>
-              <w:right w:val="single" w:sz="4" w:space="0" w:color="D9D9D9"/>
-              <w:insideH w:val="single" w:sz="4" w:space="0" w:color="D9D9D9"/>
-              <w:insideV w:val="single" w:sz="4" w:space="0" w:color="D9D9D9"/>
+              <w:top w:val="single" w:sz="4" w:space="0" w:color="000000"/>
+              <w:left w:val="single" w:sz="4" w:space="0" w:color="000000"/>
+              <w:bottom w:val="single" w:sz="4" w:space="0" w:color="000000"/>
+              <w:right w:val="single" w:sz="4" w:space="0" w:color="000000"/>
+              <w:insideH w:val="single" w:sz="4" w:space="0" w:color="000000"/>
+              <w:insideV w:val="single" w:sz="4" w:space="0" w:color="000000"/>
             </w:tcBorders>
             <w:tcMar>
               <w:top w:w="80" w:type="dxa"/>
@@ -1164,9 +942,9 @@
           <w:p>
             <w:r>
               <w:rPr>
-                <w:rFonts w:ascii="Arial" w:hAnsi="Arial"/>
-                <w:color w:val="222222"/>
-                <w:sz w:val="18"/>
+                <w:rFonts w:ascii="Arial" w:hAnsi="Arial" w:eastAsia="Arial"/>
+                <w:color w:val="000000"/>
+                <w:sz w:val="22"/>
               </w:rPr>
               <w:t>La cantidad supera el stock disponible; reduzca unidades o reponga.</w:t>
             </w:r>
@@ -1174,16 +952,20 @@
         </w:tc>
       </w:tr>
       <w:tr>
+        <w:trPr>
+          <w:cantSplit/>
+        </w:trPr>
         <w:tc>
           <w:tcPr>
             <w:tcW w:type="dxa" w:w="4320"/>
+            <w:shd w:fill="FFFFFF"/>
             <w:tcBorders>
-              <w:top w:val="single" w:sz="4" w:space="0" w:color="D9D9D9"/>
-              <w:left w:val="single" w:sz="4" w:space="0" w:color="D9D9D9"/>
-              <w:bottom w:val="single" w:sz="4" w:space="0" w:color="D9D9D9"/>
-              <w:right w:val="single" w:sz="4" w:space="0" w:color="D9D9D9"/>
-              <w:insideH w:val="single" w:sz="4" w:space="0" w:color="D9D9D9"/>
-              <w:insideV w:val="single" w:sz="4" w:space="0" w:color="D9D9D9"/>
+              <w:top w:val="single" w:sz="4" w:space="0" w:color="000000"/>
+              <w:left w:val="single" w:sz="4" w:space="0" w:color="000000"/>
+              <w:bottom w:val="single" w:sz="4" w:space="0" w:color="000000"/>
+              <w:right w:val="single" w:sz="4" w:space="0" w:color="000000"/>
+              <w:insideH w:val="single" w:sz="4" w:space="0" w:color="000000"/>
+              <w:insideV w:val="single" w:sz="4" w:space="0" w:color="000000"/>
             </w:tcBorders>
             <w:tcMar>
               <w:top w:w="80" w:type="dxa"/>
@@ -1196,9 +978,9 @@
           <w:p>
             <w:r>
               <w:rPr>
-                <w:rFonts w:ascii="Arial" w:hAnsi="Arial"/>
-                <w:color w:val="222222"/>
-                <w:sz w:val="18"/>
+                <w:rFonts w:ascii="Arial" w:hAnsi="Arial" w:eastAsia="Arial"/>
+                <w:color w:val="000000"/>
+                <w:sz w:val="22"/>
               </w:rPr>
               <w:t>El reporte parece vacío</w:t>
             </w:r>
@@ -1207,13 +989,14 @@
         <w:tc>
           <w:tcPr>
             <w:tcW w:type="dxa" w:w="4320"/>
+            <w:shd w:fill="FFFFFF"/>
             <w:tcBorders>
-              <w:top w:val="single" w:sz="4" w:space="0" w:color="D9D9D9"/>
-              <w:left w:val="single" w:sz="4" w:space="0" w:color="D9D9D9"/>
-              <w:bottom w:val="single" w:sz="4" w:space="0" w:color="D9D9D9"/>
-              <w:right w:val="single" w:sz="4" w:space="0" w:color="D9D9D9"/>
-              <w:insideH w:val="single" w:sz="4" w:space="0" w:color="D9D9D9"/>
-              <w:insideV w:val="single" w:sz="4" w:space="0" w:color="D9D9D9"/>
+              <w:top w:val="single" w:sz="4" w:space="0" w:color="000000"/>
+              <w:left w:val="single" w:sz="4" w:space="0" w:color="000000"/>
+              <w:bottom w:val="single" w:sz="4" w:space="0" w:color="000000"/>
+              <w:right w:val="single" w:sz="4" w:space="0" w:color="000000"/>
+              <w:insideH w:val="single" w:sz="4" w:space="0" w:color="000000"/>
+              <w:insideV w:val="single" w:sz="4" w:space="0" w:color="000000"/>
             </w:tcBorders>
             <w:tcMar>
               <w:top w:w="80" w:type="dxa"/>
@@ -1226,9 +1009,9 @@
           <w:p>
             <w:r>
               <w:rPr>
-                <w:rFonts w:ascii="Arial" w:hAnsi="Arial"/>
-                <w:color w:val="222222"/>
-                <w:sz w:val="18"/>
+                <w:rFonts w:ascii="Arial" w:hAnsi="Arial" w:eastAsia="Arial"/>
+                <w:color w:val="000000"/>
+                <w:sz w:val="22"/>
               </w:rPr>
               <w:t>Verifique que existan ventas registradas en el periodo de demostración.</w:t>
             </w:r>
@@ -1236,17 +1019,20 @@
         </w:tc>
       </w:tr>
       <w:tr>
+        <w:trPr>
+          <w:cantSplit/>
+        </w:trPr>
         <w:tc>
           <w:tcPr>
             <w:tcW w:type="dxa" w:w="4320"/>
-            <w:shd w:fill="F7F9FB"/>
+            <w:shd w:fill="FFFFFF"/>
             <w:tcBorders>
-              <w:top w:val="single" w:sz="4" w:space="0" w:color="D9D9D9"/>
-              <w:left w:val="single" w:sz="4" w:space="0" w:color="D9D9D9"/>
-              <w:bottom w:val="single" w:sz="4" w:space="0" w:color="D9D9D9"/>
-              <w:right w:val="single" w:sz="4" w:space="0" w:color="D9D9D9"/>
-              <w:insideH w:val="single" w:sz="4" w:space="0" w:color="D9D9D9"/>
-              <w:insideV w:val="single" w:sz="4" w:space="0" w:color="D9D9D9"/>
+              <w:top w:val="single" w:sz="4" w:space="0" w:color="000000"/>
+              <w:left w:val="single" w:sz="4" w:space="0" w:color="000000"/>
+              <w:bottom w:val="single" w:sz="4" w:space="0" w:color="000000"/>
+              <w:right w:val="single" w:sz="4" w:space="0" w:color="000000"/>
+              <w:insideH w:val="single" w:sz="4" w:space="0" w:color="000000"/>
+              <w:insideV w:val="single" w:sz="4" w:space="0" w:color="000000"/>
             </w:tcBorders>
             <w:tcMar>
               <w:top w:w="80" w:type="dxa"/>
@@ -1259,9 +1045,9 @@
           <w:p>
             <w:r>
               <w:rPr>
-                <w:rFonts w:ascii="Arial" w:hAnsi="Arial"/>
-                <w:color w:val="222222"/>
-                <w:sz w:val="18"/>
+                <w:rFonts w:ascii="Arial" w:hAnsi="Arial" w:eastAsia="Arial"/>
+                <w:color w:val="000000"/>
+                <w:sz w:val="22"/>
               </w:rPr>
               <w:t>Necesito conservar los datos</w:t>
             </w:r>
@@ -1270,14 +1056,14 @@
         <w:tc>
           <w:tcPr>
             <w:tcW w:type="dxa" w:w="4320"/>
-            <w:shd w:fill="F7F9FB"/>
+            <w:shd w:fill="FFFFFF"/>
             <w:tcBorders>
-              <w:top w:val="single" w:sz="4" w:space="0" w:color="D9D9D9"/>
-              <w:left w:val="single" w:sz="4" w:space="0" w:color="D9D9D9"/>
-              <w:bottom w:val="single" w:sz="4" w:space="0" w:color="D9D9D9"/>
-              <w:right w:val="single" w:sz="4" w:space="0" w:color="D9D9D9"/>
-              <w:insideH w:val="single" w:sz="4" w:space="0" w:color="D9D9D9"/>
-              <w:insideV w:val="single" w:sz="4" w:space="0" w:color="D9D9D9"/>
+              <w:top w:val="single" w:sz="4" w:space="0" w:color="000000"/>
+              <w:left w:val="single" w:sz="4" w:space="0" w:color="000000"/>
+              <w:bottom w:val="single" w:sz="4" w:space="0" w:color="000000"/>
+              <w:right w:val="single" w:sz="4" w:space="0" w:color="000000"/>
+              <w:insideH w:val="single" w:sz="4" w:space="0" w:color="000000"/>
+              <w:insideV w:val="single" w:sz="4" w:space="0" w:color="000000"/>
             </w:tcBorders>
             <w:tcMar>
               <w:top w:w="80" w:type="dxa"/>
@@ -1290,17 +1076,160 @@
           <w:p>
             <w:r>
               <w:rPr>
-                <w:rFonts w:ascii="Arial" w:hAnsi="Arial"/>
-                <w:color w:val="222222"/>
-                <w:sz w:val="18"/>
+                <w:rFonts w:ascii="Arial" w:hAnsi="Arial" w:eastAsia="Arial"/>
+                <w:color w:val="000000"/>
+                <w:sz w:val="22"/>
               </w:rPr>
-              <w:t>Use Exportar CSV y siga la guía de migración a SQL Server.</w:t>
+              <w:t>El administrador descarga JSON en Configuración → Respaldo de datos; la recuperación requiere validación técnica independiente.</w:t>
             </w:r>
           </w:p>
         </w:tc>
       </w:tr>
     </w:tbl>
     <w:p/>
+    <w:p>
+      <w:pPr>
+        <w:pStyle w:val="Heading2"/>
+        <w:keepNext/>
+        <w:keepLines/>
+      </w:pPr>
+      <w:r>
+        <w:rPr>
+          <w:rFonts w:ascii="Arial" w:hAnsi="Arial" w:eastAsia="Arial"/>
+          <w:color w:val="000000"/>
+          <w:sz w:val="22"/>
+        </w:rPr>
+        <w:t>9.1 Historial, ajustes y anulación</w:t>
+      </w:r>
+    </w:p>
+    <w:p>
+      <w:pPr>
+        <w:ind w:left="369" w:hanging="369"/>
+      </w:pPr>
+      <w:r>
+        <w:rPr>
+          <w:rFonts w:ascii="Arial" w:hAnsi="Arial" w:eastAsia="Arial"/>
+          <w:color w:val="000000"/>
+          <w:sz w:val="22"/>
+        </w:rPr>
+        <w:t>1. Historial de ventas → Detalle permite revisar líneas e imprimir una constancia interna sin validez tributaria.</w:t>
+      </w:r>
+    </w:p>
+    <w:p>
+      <w:pPr>
+        <w:ind w:left="369" w:hanging="369"/>
+      </w:pPr>
+      <w:r>
+        <w:rPr>
+          <w:rFonts w:ascii="Arial" w:hAnsi="Arial" w:eastAsia="Arial"/>
+          <w:color w:val="000000"/>
+          <w:sz w:val="22"/>
+        </w:rPr>
+        <w:t>2. El administrador usa Anular, registra el motivo y comprueba la devolución de stock. Repetir una anulación no devuelve las unidades dos veces.</w:t>
+      </w:r>
+    </w:p>
+    <w:p>
+      <w:pPr>
+        <w:ind w:left="369" w:hanging="369"/>
+      </w:pPr>
+      <w:r>
+        <w:rPr>
+          <w:rFonts w:ascii="Arial" w:hAnsi="Arial" w:eastAsia="Arial"/>
+          <w:color w:val="000000"/>
+          <w:sz w:val="22"/>
+        </w:rPr>
+        <w:t>3. Para reponer o corregir existencias, use Ajustar stock en Inventario e indique cantidad positiva o negativa y motivo; editar el producto no modifica stock.</w:t>
+      </w:r>
+    </w:p>
+    <w:p>
+      <w:pPr>
+        <w:pStyle w:val="Heading2"/>
+        <w:keepNext/>
+        <w:keepLines/>
+      </w:pPr>
+      <w:r>
+        <w:rPr>
+          <w:rFonts w:ascii="Arial" w:hAnsi="Arial" w:eastAsia="Arial"/>
+          <w:color w:val="000000"/>
+          <w:sz w:val="22"/>
+        </w:rPr>
+        <w:t>9.2 Proveedores, permisos y respaldo</w:t>
+      </w:r>
+    </w:p>
+    <w:p>
+      <w:pPr>
+        <w:ind w:left="369" w:hanging="369"/>
+      </w:pPr>
+      <w:r>
+        <w:rPr>
+          <w:rFonts w:ascii="Arial" w:hAnsi="Arial" w:eastAsia="Arial"/>
+          <w:color w:val="000000"/>
+          <w:sz w:val="22"/>
+        </w:rPr>
+        <w:t>1. Proveedores permite crear y editar contactos. Reasigne productos activos antes de eliminar un proveedor.</w:t>
+      </w:r>
+    </w:p>
+    <w:p>
+      <w:pPr>
+        <w:ind w:left="369" w:hanging="369"/>
+      </w:pPr>
+      <w:r>
+        <w:rPr>
+          <w:rFonts w:ascii="Arial" w:hAnsi="Arial" w:eastAsia="Arial"/>
+          <w:color w:val="000000"/>
+          <w:sz w:val="22"/>
+        </w:rPr>
+        <w:t>2. Configuración → Usuarios y permisos permite habilitar cuentas confirmadas como cajero o administrador. El cajero consulta y vende; el administrador gestiona catálogo, ajustes, anulaciones y accesos.</w:t>
+      </w:r>
+    </w:p>
+    <w:p>
+      <w:pPr>
+        <w:ind w:left="369" w:hanging="369"/>
+      </w:pPr>
+      <w:r>
+        <w:rPr>
+          <w:rFonts w:ascii="Arial" w:hAnsi="Arial" w:eastAsia="Arial"/>
+          <w:color w:val="000000"/>
+          <w:sz w:val="22"/>
+        </w:rPr>
+        <w:t>3. Configuración → Respaldo de datos descarga JSON sin contraseñas. Auditoría conserva operaciones y responsables. La restauración requiere un entorno de recuperación y validación técnica.</w:t>
+      </w:r>
+    </w:p>
+    <w:p>
+      <w:pPr>
+        <w:pStyle w:val="Heading1"/>
+        <w:keepNext/>
+        <w:keepLines/>
+      </w:pPr>
+      <w:r>
+        <w:rPr>
+          <w:rFonts w:ascii="Arial" w:hAnsi="Arial" w:eastAsia="Arial"/>
+          <w:color w:val="000000"/>
+          <w:sz w:val="22"/>
+        </w:rPr>
+        <w:t>Actualización operativa al 04-10-2026</w:t>
+      </w:r>
+    </w:p>
+    <w:p>
+      <w:r>
+        <w:rPr>
+          <w:rFonts w:ascii="Arial" w:hAnsi="Arial" w:eastAsia="Arial"/>
+          <w:color w:val="000000"/>
+          <w:sz w:val="22"/>
+        </w:rPr>
+        <w:t>Se implementaron Supabase Auth y permisos administrador/cajero, ajustes con motivo y control de versión, venta con identificador de reintento, anulaciones con devolución única de stock, historial y constancia interna, proveedores y configuración persistentes, auditoría y respaldo JSON. Los reportes usan fecha de Lima y detalles de venta; no se inventan costos históricos.</w:t>
+      </w:r>
+    </w:p>
+    <w:p>
+      <w:r>
+        <w:rPr>
+          <w:rFonts w:ascii="Arial" w:hAnsi="Arial" w:eastAsia="Arial"/>
+          <w:color w:val="000000"/>
+          <w:sz w:val="22"/>
+        </w:rPr>
+        <w:t>Validación técnica: 18 pruebas locales aprobadas; frontend y .NET compilan, con cero errores y advertencias en .NET; Java compila. La revisión de navegador se realizó en modo demo. La conexión privada del backend, integración HTTP PostgreSQL, despliegue Render y aceptación del Grupo 10 están pendientes. La evidencia detallada está en docs/evidencias/validacion_tecnica_2026-10-04.md.</w:t>
+      </w:r>
+    </w:p>
     <w:sectPr>
       <w:headerReference w:type="default" r:id="rId9"/>
       <w:footerReference w:type="default" r:id="rId10"/>
@@ -1322,13 +1251,18 @@
     </w:pPr>
     <w:r>
       <w:rPr>
-        <w:rFonts w:ascii="Arial" w:hAnsi="Arial"/>
-        <w:color w:val="6B7280"/>
-        <w:sz w:val="16"/>
-      </w:rPr>
-      <w:t xml:space="preserve">EFSR14908  ·  Documento editable  ·  Página </w:t>
+        <w:rFonts w:ascii="Arial" w:hAnsi="Arial" w:eastAsia="Arial"/>
+        <w:color w:val="000000"/>
+        <w:sz w:val="22"/>
+      </w:rPr>
+      <w:t xml:space="preserve">EFSR14908 | Página </w:t>
     </w:r>
     <w:r>
+      <w:rPr>
+        <w:rFonts w:ascii="Arial" w:hAnsi="Arial" w:eastAsia="Arial"/>
+        <w:color w:val="000000"/>
+        <w:sz w:val="22"/>
+      </w:rPr>
       <w:fldChar w:fldCharType="begin"/>
       <w:instrText xml:space="preserve"> PAGE </w:instrText>
       <w:fldChar w:fldCharType="end"/>
@@ -1346,11 +1280,11 @@
     </w:pPr>
     <w:r>
       <w:rPr>
-        <w:rFonts w:ascii="Arial" w:hAnsi="Arial"/>
-        <w:color w:val="6B7280"/>
-        <w:sz w:val="16"/>
-      </w:rPr>
-      <w:t>BODEGA NORTE  |  EFSR14908</w:t>
+        <w:rFonts w:ascii="Arial" w:hAnsi="Arial" w:eastAsia="Arial"/>
+        <w:color w:val="000000"/>
+        <w:sz w:val="22"/>
+      </w:rPr>
+      <w:t>BODEGA NORTE | EFSR14908</w:t>
     </w:r>
   </w:p>
 </w:hdr>
@@ -1720,11 +1654,13 @@
     <w:qFormat/>
     <w:rsid w:val="00FC693F"/>
     <w:pPr>
+      <w:keepLines/>
+      <w:widowControl/>
       <w:spacing w:after="120" w:line="240" w:lineRule="auto"/>
     </w:pPr>
     <w:rPr>
       <w:rFonts w:ascii="Arial" w:hAnsi="Arial" w:eastAsia="Arial"/>
-      <w:color w:val="222222"/>
+      <w:color w:val="000000"/>
       <w:sz w:val="22"/>
     </w:rPr>
   </w:style>
@@ -1783,15 +1719,15 @@
     <w:pPr>
       <w:keepNext/>
       <w:keepLines/>
-      <w:spacing w:before="200" w:after="100"/>
+      <w:spacing w:before="160" w:after="80" w:line="240" w:lineRule="auto"/>
       <w:outlineLvl w:val="0"/>
     </w:pPr>
     <w:rPr>
       <w:rFonts w:asciiTheme="majorHAnsi" w:eastAsiaTheme="majorEastAsia" w:hAnsiTheme="majorHAnsi" w:cstheme="majorBidi" w:ascii="Arial" w:hAnsi="Arial" w:eastAsia="Arial"/>
       <w:b/>
       <w:bCs/>
-      <w:color w:val="10294B"/>
-      <w:sz w:val="32"/>
+      <w:color w:val="000000"/>
+      <w:sz w:val="22"/>
       <w:szCs w:val="28"/>
     </w:rPr>
   </w:style>
@@ -1807,15 +1743,15 @@
     <w:pPr>
       <w:keepNext/>
       <w:keepLines/>
-      <w:spacing w:before="200" w:after="100"/>
+      <w:spacing w:before="160" w:after="80" w:line="240" w:lineRule="auto"/>
       <w:outlineLvl w:val="1"/>
     </w:pPr>
     <w:rPr>
       <w:rFonts w:asciiTheme="majorHAnsi" w:eastAsiaTheme="majorEastAsia" w:hAnsiTheme="majorHAnsi" w:cstheme="majorBidi" w:ascii="Arial" w:hAnsi="Arial" w:eastAsia="Arial"/>
       <w:b/>
       <w:bCs/>
-      <w:color w:val="1F4E79"/>
-      <w:sz w:val="26"/>
+      <w:color w:val="000000"/>
+      <w:sz w:val="22"/>
       <w:szCs w:val="26"/>
     </w:rPr>
   </w:style>
@@ -1831,14 +1767,14 @@
     <w:pPr>
       <w:keepNext/>
       <w:keepLines/>
-      <w:spacing w:before="200" w:after="100"/>
+      <w:spacing w:before="160" w:after="80" w:line="240" w:lineRule="auto"/>
       <w:outlineLvl w:val="2"/>
     </w:pPr>
     <w:rPr>
       <w:rFonts w:asciiTheme="majorHAnsi" w:eastAsiaTheme="majorEastAsia" w:hAnsiTheme="majorHAnsi" w:cstheme="majorBidi" w:ascii="Arial" w:hAnsi="Arial" w:eastAsia="Arial"/>
       <w:b/>
       <w:bCs/>
-      <w:color w:val="1F4E79"/>
+      <w:color w:val="000000"/>
       <w:sz w:val="22"/>
     </w:rPr>
   </w:style>
@@ -2070,19 +2006,16 @@
     <w:qFormat/>
     <w:rsid w:val="00FC693F"/>
     <w:pPr>
-      <w:pBdr>
-        <w:bottom w:val="single" w:sz="8" w:space="4" w:color="4F81BD" w:themeColor="accent1"/>
-      </w:pBdr>
-      <w:spacing w:after="100" w:line="240" w:lineRule="auto" w:before="200"/>
+      <w:spacing w:after="80" w:line="240" w:lineRule="auto" w:before="160"/>
       <w:contextualSpacing/>
     </w:pPr>
     <w:rPr>
       <w:rFonts w:asciiTheme="majorHAnsi" w:eastAsiaTheme="majorEastAsia" w:hAnsiTheme="majorHAnsi" w:cstheme="majorBidi" w:ascii="Arial" w:hAnsi="Arial" w:eastAsia="Arial"/>
       <w:b/>
-      <w:color w:val="10294B"/>
+      <w:color w:val="000000"/>
       <w:spacing w:val="5"/>
       <w:kern w:val="28"/>
-      <w:sz w:val="40"/>
+      <w:sz w:val="22"/>
       <w:szCs w:val="52"/>
     </w:rPr>
   </w:style>
@@ -2256,8 +2189,14 @@
       <w:numPr>
         <w:numId w:val="1"/>
       </w:numPr>
+      <w:spacing w:line="240" w:lineRule="auto"/>
       <w:contextualSpacing/>
     </w:pPr>
+    <w:rPr>
+      <w:rFonts w:ascii="Arial" w:hAnsi="Arial" w:eastAsia="Arial"/>
+      <w:color w:val="000000"/>
+      <w:sz w:val="22"/>
+    </w:rPr>
   </w:style>
   <w:style w:type="paragraph" w:styleId="ListBullet2">
     <w:name w:val="List Bullet 2"/>
@@ -2269,8 +2208,14 @@
       <w:numPr>
         <w:numId w:val="2"/>
       </w:numPr>
+      <w:spacing w:line="240" w:lineRule="auto"/>
       <w:contextualSpacing/>
     </w:pPr>
+    <w:rPr>
+      <w:rFonts w:ascii="Arial" w:hAnsi="Arial" w:eastAsia="Arial"/>
+      <w:color w:val="000000"/>
+      <w:sz w:val="22"/>
+    </w:rPr>
   </w:style>
   <w:style w:type="paragraph" w:styleId="ListBullet3">
     <w:name w:val="List Bullet 3"/>
@@ -2295,8 +2240,14 @@
       <w:numPr>
         <w:numId w:val="5"/>
       </w:numPr>
+      <w:spacing w:line="240" w:lineRule="auto"/>
       <w:contextualSpacing/>
     </w:pPr>
+    <w:rPr>
+      <w:rFonts w:ascii="Arial" w:hAnsi="Arial" w:eastAsia="Arial"/>
+      <w:color w:val="000000"/>
+      <w:sz w:val="22"/>
+    </w:rPr>
   </w:style>
   <w:style w:type="paragraph" w:styleId="ListNumber2">
     <w:name w:val="List Number 2"/>
@@ -2308,8 +2259,14 @@
       <w:numPr>
         <w:numId w:val="6"/>
       </w:numPr>
+      <w:spacing w:line="240" w:lineRule="auto"/>
       <w:contextualSpacing/>
     </w:pPr>
+    <w:rPr>
+      <w:rFonts w:ascii="Arial" w:hAnsi="Arial" w:eastAsia="Arial"/>
+      <w:color w:val="000000"/>
+      <w:sz w:val="22"/>
+    </w:rPr>
   </w:style>
   <w:style w:type="paragraph" w:styleId="ListNumber3">
     <w:name w:val="List Number 3"/>

--- a/docs/word/05_Manual_Usuario.docx
+++ b/docs/word/05_Manual_Usuario.docx
@@ -1227,7 +1227,7 @@
           <w:color w:val="000000"/>
           <w:sz w:val="22"/>
         </w:rPr>
-        <w:t>Validación técnica: 18 pruebas locales aprobadas; frontend y .NET compilan, con cero errores y advertencias en .NET; Java compila. La revisión de navegador se realizó en modo demo. La conexión privada del backend, integración HTTP PostgreSQL, despliegue Render y aceptación del Grupo 10 están pendientes. La evidencia detallada está en docs/evidencias/validacion_tecnica_2026-10-04.md.</w:t>
+        <w:t>Validación técnica: 18 pruebas locales aprobadas y compilaciones correctas. Render está publicado y conectado a Supabase con TLS y certificado validado; /api/health/ready responde HTTP 200 y las rutas privadas rechazan acceso anónimo. GitHub Pages usa la API remota. Falta confirmar la cuenta inicial, probar operaciones autenticadas y registrar aceptación del Grupo 10. Evidencia: docs/evidencias/validacion_tecnica_2026-10-04.md.</w:t>
       </w:r>
     </w:p>
     <w:sectPr>

--- a/docs/word/05_Manual_Usuario.docx
+++ b/docs/word/05_Manual_Usuario.docx
@@ -30,7 +30,7 @@
           <w:color w:val="000000"/>
           <w:sz w:val="22"/>
         </w:rPr>
-        <w:t>Manual de usuario</w:t>
+        <w:t>Manual de usuario Bodega Norte</w:t>
       </w:r>
     </w:p>
     <w:p>
@@ -70,7 +70,7 @@
           <w:color w:val="000000"/>
           <w:sz w:val="22"/>
         </w:rPr>
-        <w:t>Ciclo cuarto | Periodo 2026 | Semestre no consignado en los documentos recibidos</w:t>
+        <w:t>Ciclo cuarto | Periodo 2026 | Semestre por confirmar</w:t>
       </w:r>
     </w:p>
     <w:p>
@@ -97,7 +97,7 @@
           <w:color w:val="000000"/>
           <w:sz w:val="22"/>
         </w:rPr>
-        <w:t>Coordinador: Gonzalo Yoel Choque Becerra</w:t>
+        <w:t>Coordinador: Gonsalo Yoel Choque Becerra</w:t>
       </w:r>
     </w:p>
     <w:p>
@@ -117,7 +117,7 @@
           <w:color w:val="000000"/>
           <w:sz w:val="22"/>
         </w:rPr>
-        <w:t>Fecha de elaboración: 4 de octubre de 2026</w:t>
+        <w:t>Fecha de elaboración: 12 de octubre de 2026</w:t>
       </w:r>
     </w:p>
     <w:p>
@@ -128,6 +128,16 @@
           <w:sz w:val="22"/>
         </w:rPr>
         <w:br w:type="page"/>
+      </w:r>
+    </w:p>
+    <w:p>
+      <w:r>
+        <w:rPr>
+          <w:rFonts w:ascii="Arial" w:hAnsi="Arial" w:eastAsia="Arial"/>
+          <w:color w:val="000000"/>
+          <w:sz w:val="22"/>
+        </w:rPr>
+        <w:t>El sistema organiza inventario y ventas del caso académico. La web compartida requiere una cuenta confirmada y habilitada. La demo guarda datos ficticios en el navegador y simula roles. Ninguno de sus medios de pago realiza transferencias bancarias.</w:t>
       </w:r>
     </w:p>
     <w:p>
@@ -142,17 +152,46 @@
           <w:color w:val="000000"/>
           <w:sz w:val="22"/>
         </w:rPr>
-        <w:t>1. Presentación</w:t>
+        <w:t>Ingreso y recuperación</w:t>
       </w:r>
     </w:p>
     <w:p>
+      <w:pPr>
+        <w:ind w:left="369" w:hanging="369"/>
+      </w:pPr>
       <w:r>
         <w:rPr>
           <w:rFonts w:ascii="Arial" w:hAnsi="Arial" w:eastAsia="Arial"/>
           <w:color w:val="000000"/>
           <w:sz w:val="22"/>
         </w:rPr>
-        <w:t>Este manual explica cómo utilizar el MVP del sistema de inventario y ventas. Está dirigido al administrador o encargado de una bodega y usa un lenguaje operativo, con pasos breves para las tareas frecuentes.</w:t>
+        <w:t>1. Abra la web publicada e inicie sesión con su cuenta confirmada.</w:t>
+      </w:r>
+    </w:p>
+    <w:p>
+      <w:pPr>
+        <w:ind w:left="369" w:hanging="369"/>
+      </w:pPr>
+      <w:r>
+        <w:rPr>
+          <w:rFonts w:ascii="Arial" w:hAnsi="Arial" w:eastAsia="Arial"/>
+          <w:color w:val="000000"/>
+          <w:sz w:val="22"/>
+        </w:rPr>
+        <w:t>2. Si olvidó la contraseña, use Olvidé mi contraseña, escriba el correo correcto y abra el enlace recibido; revise spam.</w:t>
+      </w:r>
+    </w:p>
+    <w:p>
+      <w:pPr>
+        <w:ind w:left="369" w:hanging="369"/>
+      </w:pPr>
+      <w:r>
+        <w:rPr>
+          <w:rFonts w:ascii="Arial" w:hAnsi="Arial" w:eastAsia="Arial"/>
+          <w:color w:val="000000"/>
+          <w:sz w:val="22"/>
+        </w:rPr>
+        <w:t>3. Un administrador debe habilitar las otras cuentas ya creadas y confirmadas.</w:t>
       </w:r>
     </w:p>
     <w:p>
@@ -167,7 +206,7 @@
           <w:color w:val="000000"/>
           <w:sz w:val="22"/>
         </w:rPr>
-        <w:t>2. Ingreso y navegación</w:t>
+        <w:t>Venta</w:t>
       </w:r>
     </w:p>
     <w:p>
@@ -180,7 +219,7 @@
           <w:color w:val="000000"/>
           <w:sz w:val="22"/>
         </w:rPr>
-        <w:t>1. Abra la aplicación; en modo compartido confirme su cuenta y solicite habilitación de rol al administrador. En demo se simulan roles.</w:t>
+        <w:t>1. Abra Nueva venta, busque productos y agréguelos al carrito.</w:t>
       </w:r>
     </w:p>
     <w:p>
@@ -193,7 +232,7 @@
           <w:color w:val="000000"/>
           <w:sz w:val="22"/>
         </w:rPr>
-        <w:t>2. Revise el Dashboard para conocer ventas del día, ingresos, productos y alertas.</w:t>
+        <w:t>2. Ajuste cantidades y compruebe el total; no supere el stock.</w:t>
       </w:r>
     </w:p>
     <w:p>
@@ -206,7 +245,7 @@
           <w:color w:val="000000"/>
           <w:sz w:val="22"/>
         </w:rPr>
-        <w:t>3. Use el menú lateral en escritorio o el botón Abrir menú en móvil.</w:t>
+        <w:t>3. Pulse Cobrar venta, elija el medio de pago y confirme Registrar venta.</w:t>
       </w:r>
     </w:p>
     <w:p>
@@ -219,7 +258,7 @@
           <w:color w:val="000000"/>
           <w:sz w:val="22"/>
         </w:rPr>
-        <w:t>4. Seleccione Inventario, Productos, Nueva venta, Reportes o Configuración según la tarea.</w:t>
+        <w:t>4. Revise la constancia interna. Si la conexión falla, reintente el mismo cobro pendiente para evitar duplicados.</w:t>
       </w:r>
     </w:p>
     <w:p>
@@ -234,7 +273,7 @@
           <w:color w:val="000000"/>
           <w:sz w:val="22"/>
         </w:rPr>
-        <w:t>3. Registrar una venta</w:t>
+        <w:t>Productos y existencias</w:t>
       </w:r>
     </w:p>
     <w:p>
@@ -247,7 +286,7 @@
           <w:color w:val="000000"/>
           <w:sz w:val="22"/>
         </w:rPr>
-        <w:t>1. Seleccione Nueva venta.</w:t>
+        <w:t>1. El administrador crea, edita o archiva productos desde Productos o Inventario.</w:t>
       </w:r>
     </w:p>
     <w:p>
@@ -260,7 +299,7 @@
           <w:color w:val="000000"/>
           <w:sz w:val="22"/>
         </w:rPr>
-        <w:t>2. Busque un producto por nombre o categoría.</w:t>
+        <w:t>2. Use el filtro Bajo para existencias menores o iguales al mínimo.</w:t>
       </w:r>
     </w:p>
     <w:p>
@@ -273,59 +312,7 @@
           <w:color w:val="000000"/>
           <w:sz w:val="22"/>
         </w:rPr>
-        <w:t>3. Agregue el producto al carrito e indique la cantidad.</w:t>
-      </w:r>
-    </w:p>
-    <w:p>
-      <w:pPr>
-        <w:ind w:left="369" w:hanging="369"/>
-      </w:pPr>
-      <w:r>
-        <w:rPr>
-          <w:rFonts w:ascii="Arial" w:hAnsi="Arial" w:eastAsia="Arial"/>
-          <w:color w:val="000000"/>
-          <w:sz w:val="22"/>
-        </w:rPr>
-        <w:t>4. Verifique subtotal y total; no ingrese una cantidad superior al stock disponible.</w:t>
-      </w:r>
-    </w:p>
-    <w:p>
-      <w:pPr>
-        <w:ind w:left="369" w:hanging="369"/>
-      </w:pPr>
-      <w:r>
-        <w:rPr>
-          <w:rFonts w:ascii="Arial" w:hAnsi="Arial" w:eastAsia="Arial"/>
-          <w:color w:val="000000"/>
-          <w:sz w:val="22"/>
-        </w:rPr>
-        <w:t>5. Seleccione el método de pago: efectivo, Yape, Plin o tarjeta.</w:t>
-      </w:r>
-    </w:p>
-    <w:p>
-      <w:pPr>
-        <w:ind w:left="369" w:hanging="369"/>
-      </w:pPr>
-      <w:r>
-        <w:rPr>
-          <w:rFonts w:ascii="Arial" w:hAnsi="Arial" w:eastAsia="Arial"/>
-          <w:color w:val="000000"/>
-          <w:sz w:val="22"/>
-        </w:rPr>
-        <w:t>6. Pulse Cobrar venta y luego Registrar venta.</w:t>
-      </w:r>
-    </w:p>
-    <w:p>
-      <w:pPr>
-        <w:ind w:left="369" w:hanging="369"/>
-      </w:pPr>
-      <w:r>
-        <w:rPr>
-          <w:rFonts w:ascii="Arial" w:hAnsi="Arial" w:eastAsia="Arial"/>
-          <w:color w:val="000000"/>
-          <w:sz w:val="22"/>
-        </w:rPr>
-        <w:t>7. Confirme el mensaje de operación registrada y revise que el stock haya disminuido.</w:t>
+        <w:t>3. Para cambiar stock, use Ajustar stock con cantidad positiva o negativa y motivo. Si aparece un conflicto de versión, actualice los datos.</w:t>
       </w:r>
     </w:p>
     <w:p>
@@ -340,7 +327,7 @@
           <w:color w:val="000000"/>
           <w:sz w:val="22"/>
         </w:rPr>
-        <w:t>4. Consultar inventario</w:t>
+        <w:t>Anulaciones y movimientos</w:t>
       </w:r>
     </w:p>
     <w:p>
@@ -353,7 +340,7 @@
           <w:color w:val="000000"/>
           <w:sz w:val="22"/>
         </w:rPr>
-        <w:t>1. Abra Inventario.</w:t>
+        <w:t>1. El administrador abre Historial de ventas y anula una venta con motivo.</w:t>
       </w:r>
     </w:p>
     <w:p>
@@ -366,7 +353,7 @@
           <w:color w:val="000000"/>
           <w:sz w:val="22"/>
         </w:rPr>
-        <w:t>2. Use el buscador para localizar un producto.</w:t>
+        <w:t>2. La venta queda en el historial como anulada y devuelve existencias una vez.</w:t>
       </w:r>
     </w:p>
     <w:p>
@@ -379,33 +366,7 @@
           <w:color w:val="000000"/>
           <w:sz w:val="22"/>
         </w:rPr>
-        <w:t>3. Use el filtro Todos, Disponible o Bajo.</w:t>
-      </w:r>
-    </w:p>
-    <w:p>
-      <w:pPr>
-        <w:ind w:left="369" w:hanging="369"/>
-      </w:pPr>
-      <w:r>
-        <w:rPr>
-          <w:rFonts w:ascii="Arial" w:hAnsi="Arial" w:eastAsia="Arial"/>
-          <w:color w:val="000000"/>
-          <w:sz w:val="22"/>
-        </w:rPr>
-        <w:t>4. Considere que un producto está bajo cuando su stock actual es menor o igual a su stock mínimo.</w:t>
-      </w:r>
-    </w:p>
-    <w:p>
-      <w:pPr>
-        <w:ind w:left="369" w:hanging="369"/>
-      </w:pPr>
-      <w:r>
-        <w:rPr>
-          <w:rFonts w:ascii="Arial" w:hAnsi="Arial" w:eastAsia="Arial"/>
-          <w:color w:val="000000"/>
-          <w:sz w:val="22"/>
-        </w:rPr>
-        <w:t>5. Planifique la reposición tomando como referencia el listado y el reporte.</w:t>
+        <w:t>3. Movimientos de stock permite revisar ingresos, salidas, motivos y responsables.</w:t>
       </w:r>
     </w:p>
     <w:p>
@@ -420,7 +381,7 @@
           <w:color w:val="000000"/>
           <w:sz w:val="22"/>
         </w:rPr>
-        <w:t>5. Agregar un producto</w:t>
+        <w:t>Proveedores y reportes</w:t>
       </w:r>
     </w:p>
     <w:p>
@@ -433,7 +394,7 @@
           <w:color w:val="000000"/>
           <w:sz w:val="22"/>
         </w:rPr>
-        <w:t>1. Abra Productos y pulse Agregar producto.</w:t>
+        <w:t>1. El administrador registra contactos de proveedores. No elimine un proveedor con productos activos vinculados.</w:t>
       </w:r>
     </w:p>
     <w:p>
@@ -446,7 +407,7 @@
           <w:color w:val="000000"/>
           <w:sz w:val="22"/>
         </w:rPr>
-        <w:t>2. Complete nombre, categoría, precio, stock y stock mínimo.</w:t>
+        <w:t>2. En Reportes seleccione fechas; se usan fechas de Lima y se excluyen anulaciones.</w:t>
       </w:r>
     </w:p>
     <w:p>
@@ -459,20 +420,7 @@
           <w:color w:val="000000"/>
           <w:sz w:val="22"/>
         </w:rPr>
-        <w:t>3. Revise que el precio sea mayor que cero y que las cantidades sean válidas.</w:t>
-      </w:r>
-    </w:p>
-    <w:p>
-      <w:pPr>
-        <w:ind w:left="369" w:hanging="369"/>
-      </w:pPr>
-      <w:r>
-        <w:rPr>
-          <w:rFonts w:ascii="Arial" w:hAnsi="Arial" w:eastAsia="Arial"/>
-          <w:color w:val="000000"/>
-          <w:sz w:val="22"/>
-        </w:rPr>
-        <w:t>4. Pulse Guardar producto; se validan campos y valores. Para cambiar stock de un producto existente use Ajustar stock con motivo.</w:t>
+        <w:t>3. Exportar CSV descarga los datos mostrados; un periodo vacío muestra cero.</w:t>
       </w:r>
     </w:p>
     <w:p>
@@ -487,12 +435,12 @@
           <w:color w:val="000000"/>
           <w:sz w:val="22"/>
         </w:rPr>
-        <w:t>6. Revisar reportes</w:t>
+        <w:t>Configuración y permisos</w:t>
       </w:r>
     </w:p>
     <w:p>
       <w:pPr>
-        <w:pStyle w:val="ListBullet"/>
+        <w:ind w:left="369" w:hanging="369"/>
       </w:pPr>
       <w:r>
         <w:rPr>
@@ -500,12 +448,12 @@
           <w:color w:val="000000"/>
           <w:sz w:val="22"/>
         </w:rPr>
-        <w:t>En Reportes seleccione Desde y Hasta; revise ventas activas, ranking y medios de pago. Movimientos conserva ajustes y cancelaciones.</w:t>
+        <w:t>1. El administrador cambia datos de la bodega, alertas y permisos de cuentas confirmadas.</w:t>
       </w:r>
     </w:p>
     <w:p>
       <w:pPr>
-        <w:pStyle w:val="ListBullet"/>
+        <w:ind w:left="369" w:hanging="369"/>
       </w:pPr>
       <w:r>
         <w:rPr>
@@ -513,12 +461,12 @@
           <w:color w:val="000000"/>
           <w:sz w:val="22"/>
         </w:rPr>
-        <w:t>Use Exportar CSV para descargar los datos y abrirlos en Excel.</w:t>
+        <w:t>2. El cajero consulta y registra ventas; no gestiona productos, anulaciones ni respaldos.</w:t>
       </w:r>
     </w:p>
     <w:p>
       <w:pPr>
-        <w:pStyle w:val="ListBullet"/>
+        <w:ind w:left="369" w:hanging="369"/>
       </w:pPr>
       <w:r>
         <w:rPr>
@@ -526,7 +474,7 @@
           <w:color w:val="000000"/>
           <w:sz w:val="22"/>
         </w:rPr>
-        <w:t>Conserve el archivo exportado como respaldo y no comparta datos sensibles sin autorización.</w:t>
+        <w:t>3. La auditoría registra operaciones administrativas. El modo oscuro se guarda en el navegador.</w:t>
       </w:r>
     </w:p>
     <w:p>
@@ -541,7 +489,7 @@
           <w:color w:val="000000"/>
           <w:sz w:val="22"/>
         </w:rPr>
-        <w:t>7. Usar el asistente de bodega</w:t>
+        <w:t>Respaldo y recuperación</w:t>
       </w:r>
     </w:p>
     <w:p>
@@ -554,7 +502,7 @@
           <w:color w:val="000000"/>
           <w:sz w:val="22"/>
         </w:rPr>
-        <w:t>1. Pulse el botón Asistente de bodega.</w:t>
+        <w:t>1. En Configuración y Respaldo de datos, el administrador descarga una copia JSON privada.</w:t>
       </w:r>
     </w:p>
     <w:p>
@@ -567,7 +515,7 @@
           <w:color w:val="000000"/>
           <w:sz w:val="22"/>
         </w:rPr>
-        <w:t>2. Seleccione una consulta rápida como Stock bajo o Ventas de hoy.</w:t>
+        <w:t>2. La demo valida el archivo y exige escribir RESTAURAR antes de reemplazar los datos locales.</w:t>
       </w:r>
     </w:p>
     <w:p>
@@ -580,20 +528,7 @@
           <w:color w:val="000000"/>
           <w:sz w:val="22"/>
         </w:rPr>
-        <w:t>3. Lea la respuesta resumida y valide el detalle en Inventario o Reportes.</w:t>
-      </w:r>
-    </w:p>
-    <w:p>
-      <w:pPr>
-        <w:ind w:left="369" w:hanging="369"/>
-      </w:pPr>
-      <w:r>
-        <w:rPr>
-          <w:rFonts w:ascii="Arial" w:hAnsi="Arial" w:eastAsia="Arial"/>
-          <w:color w:val="000000"/>
-          <w:sz w:val="22"/>
-        </w:rPr>
-        <w:t>4. La versión actual es una demostración offline; la integración productiva con Watson está documentada aparte.</w:t>
+        <w:t>3. El respaldo PostgreSQL se recupera mediante BodegaNorte.Tools en un esquema nuevo; consulte la guía de instalación.</w:t>
       </w:r>
     </w:p>
     <w:p>
@@ -608,498 +543,7 @@
           <w:color w:val="000000"/>
           <w:sz w:val="22"/>
         </w:rPr>
-        <w:t>8. Recomendaciones de uso</w:t>
-      </w:r>
-    </w:p>
-    <w:p>
-      <w:pPr>
-        <w:pStyle w:val="ListBullet"/>
-      </w:pPr>
-      <w:r>
-        <w:rPr>
-          <w:rFonts w:ascii="Arial" w:hAnsi="Arial" w:eastAsia="Arial"/>
-          <w:color w:val="000000"/>
-          <w:sz w:val="22"/>
-        </w:rPr>
-        <w:t>Registre la venta inmediatamente después de atender al cliente.</w:t>
-      </w:r>
-    </w:p>
-    <w:p>
-      <w:pPr>
-        <w:pStyle w:val="ListBullet"/>
-      </w:pPr>
-      <w:r>
-        <w:rPr>
-          <w:rFonts w:ascii="Arial" w:hAnsi="Arial" w:eastAsia="Arial"/>
-          <w:color w:val="000000"/>
-          <w:sz w:val="22"/>
-        </w:rPr>
-        <w:t>Revise el stock bajo al inicio y al cierre de la jornada.</w:t>
-      </w:r>
-    </w:p>
-    <w:p>
-      <w:pPr>
-        <w:pStyle w:val="ListBullet"/>
-      </w:pPr>
-      <w:r>
-        <w:rPr>
-          <w:rFonts w:ascii="Arial" w:hAnsi="Arial" w:eastAsia="Arial"/>
-          <w:color w:val="000000"/>
-          <w:sz w:val="22"/>
-        </w:rPr>
-        <w:t>Si un cobro queda pendiente, reintente el mismo cobro; su identificador se conserva tras recargar y evita duplicarlo.</w:t>
-      </w:r>
-    </w:p>
-    <w:p>
-      <w:pPr>
-        <w:pStyle w:val="Heading1"/>
-        <w:keepNext/>
-        <w:keepLines/>
-      </w:pPr>
-      <w:r>
-        <w:rPr>
-          <w:rFonts w:ascii="Arial" w:hAnsi="Arial" w:eastAsia="Arial"/>
-          <w:color w:val="000000"/>
-          <w:sz w:val="22"/>
-        </w:rPr>
-        <w:t>9. Errores frecuentes</w:t>
-      </w:r>
-    </w:p>
-    <w:tbl>
-      <w:tblPr>
-        <w:tblStyle w:val="TableGrid"/>
-        <w:tblW w:type="auto" w:w="0"/>
-        <w:jc w:val="center"/>
-        <w:tblLook w:firstColumn="1" w:firstRow="1" w:lastColumn="0" w:lastRow="0" w:noHBand="0" w:noVBand="1" w:val="04A0"/>
-      </w:tblPr>
-      <w:tblGrid>
-        <w:gridCol w:w="4320"/>
-        <w:gridCol w:w="4320"/>
-      </w:tblGrid>
-      <w:tr>
-        <w:trPr>
-          <w:cantSplit/>
-          <w:tblHeader w:val="true"/>
-        </w:trPr>
-        <w:tc>
-          <w:tcPr>
-            <w:tcW w:type="dxa" w:w="4320"/>
-            <w:shd w:fill="000000"/>
-            <w:tcBorders>
-              <w:top w:val="single" w:sz="4" w:space="0" w:color="000000"/>
-              <w:left w:val="single" w:sz="4" w:space="0" w:color="000000"/>
-              <w:bottom w:val="single" w:sz="4" w:space="0" w:color="000000"/>
-              <w:right w:val="single" w:sz="4" w:space="0" w:color="000000"/>
-              <w:insideH w:val="single" w:sz="4" w:space="0" w:color="000000"/>
-              <w:insideV w:val="single" w:sz="4" w:space="0" w:color="000000"/>
-            </w:tcBorders>
-            <w:tcMar>
-              <w:top w:w="80" w:type="dxa"/>
-              <w:start w:w="100" w:type="dxa"/>
-              <w:bottom w:w="80" w:type="dxa"/>
-              <w:end w:w="100" w:type="dxa"/>
-            </w:tcMar>
-          </w:tcPr>
-          <w:p>
-            <w:pPr>
-              <w:keepNext/>
-            </w:pPr>
-            <w:r>
-              <w:rPr>
-                <w:rFonts w:ascii="Arial" w:hAnsi="Arial" w:eastAsia="Arial"/>
-                <w:b/>
-                <w:color w:val="FFFFFF"/>
-                <w:sz w:val="22"/>
-              </w:rPr>
-              <w:t>Situación</w:t>
-            </w:r>
-          </w:p>
-        </w:tc>
-        <w:tc>
-          <w:tcPr>
-            <w:tcW w:type="dxa" w:w="4320"/>
-            <w:shd w:fill="000000"/>
-            <w:tcBorders>
-              <w:top w:val="single" w:sz="4" w:space="0" w:color="000000"/>
-              <w:left w:val="single" w:sz="4" w:space="0" w:color="000000"/>
-              <w:bottom w:val="single" w:sz="4" w:space="0" w:color="000000"/>
-              <w:right w:val="single" w:sz="4" w:space="0" w:color="000000"/>
-              <w:insideH w:val="single" w:sz="4" w:space="0" w:color="000000"/>
-              <w:insideV w:val="single" w:sz="4" w:space="0" w:color="000000"/>
-            </w:tcBorders>
-            <w:tcMar>
-              <w:top w:w="80" w:type="dxa"/>
-              <w:start w:w="100" w:type="dxa"/>
-              <w:bottom w:w="80" w:type="dxa"/>
-              <w:end w:w="100" w:type="dxa"/>
-            </w:tcMar>
-          </w:tcPr>
-          <w:p>
-            <w:pPr>
-              <w:keepNext/>
-            </w:pPr>
-            <w:r>
-              <w:rPr>
-                <w:rFonts w:ascii="Arial" w:hAnsi="Arial" w:eastAsia="Arial"/>
-                <w:b/>
-                <w:color w:val="FFFFFF"/>
-                <w:sz w:val="22"/>
-              </w:rPr>
-              <w:t>Acción</w:t>
-            </w:r>
-          </w:p>
-        </w:tc>
-      </w:tr>
-      <w:tr>
-        <w:trPr>
-          <w:cantSplit/>
-        </w:trPr>
-        <w:tc>
-          <w:tcPr>
-            <w:tcW w:type="dxa" w:w="4320"/>
-            <w:shd w:fill="FFFFFF"/>
-            <w:tcBorders>
-              <w:top w:val="single" w:sz="4" w:space="0" w:color="000000"/>
-              <w:left w:val="single" w:sz="4" w:space="0" w:color="000000"/>
-              <w:bottom w:val="single" w:sz="4" w:space="0" w:color="000000"/>
-              <w:right w:val="single" w:sz="4" w:space="0" w:color="000000"/>
-              <w:insideH w:val="single" w:sz="4" w:space="0" w:color="000000"/>
-              <w:insideV w:val="single" w:sz="4" w:space="0" w:color="000000"/>
-            </w:tcBorders>
-            <w:tcMar>
-              <w:top w:w="80" w:type="dxa"/>
-              <w:start w:w="100" w:type="dxa"/>
-              <w:bottom w:w="80" w:type="dxa"/>
-              <w:end w:w="100" w:type="dxa"/>
-            </w:tcMar>
-            <w:vAlign w:val="center"/>
-          </w:tcPr>
-          <w:p>
-            <w:r>
-              <w:rPr>
-                <w:rFonts w:ascii="Arial" w:hAnsi="Arial" w:eastAsia="Arial"/>
-                <w:color w:val="000000"/>
-                <w:sz w:val="22"/>
-              </w:rPr>
-              <w:t>No puedo guardar un producto</w:t>
-            </w:r>
-          </w:p>
-        </w:tc>
-        <w:tc>
-          <w:tcPr>
-            <w:tcW w:type="dxa" w:w="4320"/>
-            <w:shd w:fill="FFFFFF"/>
-            <w:tcBorders>
-              <w:top w:val="single" w:sz="4" w:space="0" w:color="000000"/>
-              <w:left w:val="single" w:sz="4" w:space="0" w:color="000000"/>
-              <w:bottom w:val="single" w:sz="4" w:space="0" w:color="000000"/>
-              <w:right w:val="single" w:sz="4" w:space="0" w:color="000000"/>
-              <w:insideH w:val="single" w:sz="4" w:space="0" w:color="000000"/>
-              <w:insideV w:val="single" w:sz="4" w:space="0" w:color="000000"/>
-            </w:tcBorders>
-            <w:tcMar>
-              <w:top w:w="80" w:type="dxa"/>
-              <w:start w:w="100" w:type="dxa"/>
-              <w:bottom w:w="80" w:type="dxa"/>
-              <w:end w:w="100" w:type="dxa"/>
-            </w:tcMar>
-            <w:vAlign w:val="center"/>
-          </w:tcPr>
-          <w:p>
-            <w:r>
-              <w:rPr>
-                <w:rFonts w:ascii="Arial" w:hAnsi="Arial" w:eastAsia="Arial"/>
-                <w:color w:val="000000"/>
-                <w:sz w:val="22"/>
-              </w:rPr>
-              <w:t>Complete todos los campos y use valores válidos.</w:t>
-            </w:r>
-          </w:p>
-        </w:tc>
-      </w:tr>
-      <w:tr>
-        <w:trPr>
-          <w:cantSplit/>
-        </w:trPr>
-        <w:tc>
-          <w:tcPr>
-            <w:tcW w:type="dxa" w:w="4320"/>
-            <w:shd w:fill="FFFFFF"/>
-            <w:tcBorders>
-              <w:top w:val="single" w:sz="4" w:space="0" w:color="000000"/>
-              <w:left w:val="single" w:sz="4" w:space="0" w:color="000000"/>
-              <w:bottom w:val="single" w:sz="4" w:space="0" w:color="000000"/>
-              <w:right w:val="single" w:sz="4" w:space="0" w:color="000000"/>
-              <w:insideH w:val="single" w:sz="4" w:space="0" w:color="000000"/>
-              <w:insideV w:val="single" w:sz="4" w:space="0" w:color="000000"/>
-            </w:tcBorders>
-            <w:tcMar>
-              <w:top w:w="80" w:type="dxa"/>
-              <w:start w:w="100" w:type="dxa"/>
-              <w:bottom w:w="80" w:type="dxa"/>
-              <w:end w:w="100" w:type="dxa"/>
-            </w:tcMar>
-            <w:vAlign w:val="center"/>
-          </w:tcPr>
-          <w:p>
-            <w:r>
-              <w:rPr>
-                <w:rFonts w:ascii="Arial" w:hAnsi="Arial" w:eastAsia="Arial"/>
-                <w:color w:val="000000"/>
-                <w:sz w:val="22"/>
-              </w:rPr>
-              <w:t>El producto no aparece</w:t>
-            </w:r>
-          </w:p>
-        </w:tc>
-        <w:tc>
-          <w:tcPr>
-            <w:tcW w:type="dxa" w:w="4320"/>
-            <w:shd w:fill="FFFFFF"/>
-            <w:tcBorders>
-              <w:top w:val="single" w:sz="4" w:space="0" w:color="000000"/>
-              <w:left w:val="single" w:sz="4" w:space="0" w:color="000000"/>
-              <w:bottom w:val="single" w:sz="4" w:space="0" w:color="000000"/>
-              <w:right w:val="single" w:sz="4" w:space="0" w:color="000000"/>
-              <w:insideH w:val="single" w:sz="4" w:space="0" w:color="000000"/>
-              <w:insideV w:val="single" w:sz="4" w:space="0" w:color="000000"/>
-            </w:tcBorders>
-            <w:tcMar>
-              <w:top w:w="80" w:type="dxa"/>
-              <w:start w:w="100" w:type="dxa"/>
-              <w:bottom w:w="80" w:type="dxa"/>
-              <w:end w:w="100" w:type="dxa"/>
-            </w:tcMar>
-            <w:vAlign w:val="center"/>
-          </w:tcPr>
-          <w:p>
-            <w:r>
-              <w:rPr>
-                <w:rFonts w:ascii="Arial" w:hAnsi="Arial" w:eastAsia="Arial"/>
-                <w:color w:val="000000"/>
-                <w:sz w:val="22"/>
-              </w:rPr>
-              <w:t>Revise el buscador, categoría y que el catálogo esté cargado.</w:t>
-            </w:r>
-          </w:p>
-        </w:tc>
-      </w:tr>
-      <w:tr>
-        <w:trPr>
-          <w:cantSplit/>
-        </w:trPr>
-        <w:tc>
-          <w:tcPr>
-            <w:tcW w:type="dxa" w:w="4320"/>
-            <w:shd w:fill="FFFFFF"/>
-            <w:tcBorders>
-              <w:top w:val="single" w:sz="4" w:space="0" w:color="000000"/>
-              <w:left w:val="single" w:sz="4" w:space="0" w:color="000000"/>
-              <w:bottom w:val="single" w:sz="4" w:space="0" w:color="000000"/>
-              <w:right w:val="single" w:sz="4" w:space="0" w:color="000000"/>
-              <w:insideH w:val="single" w:sz="4" w:space="0" w:color="000000"/>
-              <w:insideV w:val="single" w:sz="4" w:space="0" w:color="000000"/>
-            </w:tcBorders>
-            <w:tcMar>
-              <w:top w:w="80" w:type="dxa"/>
-              <w:start w:w="100" w:type="dxa"/>
-              <w:bottom w:w="80" w:type="dxa"/>
-              <w:end w:w="100" w:type="dxa"/>
-            </w:tcMar>
-            <w:vAlign w:val="center"/>
-          </w:tcPr>
-          <w:p>
-            <w:r>
-              <w:rPr>
-                <w:rFonts w:ascii="Arial" w:hAnsi="Arial" w:eastAsia="Arial"/>
-                <w:color w:val="000000"/>
-                <w:sz w:val="22"/>
-              </w:rPr>
-              <w:t>No puedo vender la cantidad</w:t>
-            </w:r>
-          </w:p>
-        </w:tc>
-        <w:tc>
-          <w:tcPr>
-            <w:tcW w:type="dxa" w:w="4320"/>
-            <w:shd w:fill="FFFFFF"/>
-            <w:tcBorders>
-              <w:top w:val="single" w:sz="4" w:space="0" w:color="000000"/>
-              <w:left w:val="single" w:sz="4" w:space="0" w:color="000000"/>
-              <w:bottom w:val="single" w:sz="4" w:space="0" w:color="000000"/>
-              <w:right w:val="single" w:sz="4" w:space="0" w:color="000000"/>
-              <w:insideH w:val="single" w:sz="4" w:space="0" w:color="000000"/>
-              <w:insideV w:val="single" w:sz="4" w:space="0" w:color="000000"/>
-            </w:tcBorders>
-            <w:tcMar>
-              <w:top w:w="80" w:type="dxa"/>
-              <w:start w:w="100" w:type="dxa"/>
-              <w:bottom w:w="80" w:type="dxa"/>
-              <w:end w:w="100" w:type="dxa"/>
-            </w:tcMar>
-            <w:vAlign w:val="center"/>
-          </w:tcPr>
-          <w:p>
-            <w:r>
-              <w:rPr>
-                <w:rFonts w:ascii="Arial" w:hAnsi="Arial" w:eastAsia="Arial"/>
-                <w:color w:val="000000"/>
-                <w:sz w:val="22"/>
-              </w:rPr>
-              <w:t>La cantidad supera el stock disponible; reduzca unidades o reponga.</w:t>
-            </w:r>
-          </w:p>
-        </w:tc>
-      </w:tr>
-      <w:tr>
-        <w:trPr>
-          <w:cantSplit/>
-        </w:trPr>
-        <w:tc>
-          <w:tcPr>
-            <w:tcW w:type="dxa" w:w="4320"/>
-            <w:shd w:fill="FFFFFF"/>
-            <w:tcBorders>
-              <w:top w:val="single" w:sz="4" w:space="0" w:color="000000"/>
-              <w:left w:val="single" w:sz="4" w:space="0" w:color="000000"/>
-              <w:bottom w:val="single" w:sz="4" w:space="0" w:color="000000"/>
-              <w:right w:val="single" w:sz="4" w:space="0" w:color="000000"/>
-              <w:insideH w:val="single" w:sz="4" w:space="0" w:color="000000"/>
-              <w:insideV w:val="single" w:sz="4" w:space="0" w:color="000000"/>
-            </w:tcBorders>
-            <w:tcMar>
-              <w:top w:w="80" w:type="dxa"/>
-              <w:start w:w="100" w:type="dxa"/>
-              <w:bottom w:w="80" w:type="dxa"/>
-              <w:end w:w="100" w:type="dxa"/>
-            </w:tcMar>
-            <w:vAlign w:val="center"/>
-          </w:tcPr>
-          <w:p>
-            <w:r>
-              <w:rPr>
-                <w:rFonts w:ascii="Arial" w:hAnsi="Arial" w:eastAsia="Arial"/>
-                <w:color w:val="000000"/>
-                <w:sz w:val="22"/>
-              </w:rPr>
-              <w:t>El reporte parece vacío</w:t>
-            </w:r>
-          </w:p>
-        </w:tc>
-        <w:tc>
-          <w:tcPr>
-            <w:tcW w:type="dxa" w:w="4320"/>
-            <w:shd w:fill="FFFFFF"/>
-            <w:tcBorders>
-              <w:top w:val="single" w:sz="4" w:space="0" w:color="000000"/>
-              <w:left w:val="single" w:sz="4" w:space="0" w:color="000000"/>
-              <w:bottom w:val="single" w:sz="4" w:space="0" w:color="000000"/>
-              <w:right w:val="single" w:sz="4" w:space="0" w:color="000000"/>
-              <w:insideH w:val="single" w:sz="4" w:space="0" w:color="000000"/>
-              <w:insideV w:val="single" w:sz="4" w:space="0" w:color="000000"/>
-            </w:tcBorders>
-            <w:tcMar>
-              <w:top w:w="80" w:type="dxa"/>
-              <w:start w:w="100" w:type="dxa"/>
-              <w:bottom w:w="80" w:type="dxa"/>
-              <w:end w:w="100" w:type="dxa"/>
-            </w:tcMar>
-            <w:vAlign w:val="center"/>
-          </w:tcPr>
-          <w:p>
-            <w:r>
-              <w:rPr>
-                <w:rFonts w:ascii="Arial" w:hAnsi="Arial" w:eastAsia="Arial"/>
-                <w:color w:val="000000"/>
-                <w:sz w:val="22"/>
-              </w:rPr>
-              <w:t>Verifique que existan ventas registradas en el periodo de demostración.</w:t>
-            </w:r>
-          </w:p>
-        </w:tc>
-      </w:tr>
-      <w:tr>
-        <w:trPr>
-          <w:cantSplit/>
-        </w:trPr>
-        <w:tc>
-          <w:tcPr>
-            <w:tcW w:type="dxa" w:w="4320"/>
-            <w:shd w:fill="FFFFFF"/>
-            <w:tcBorders>
-              <w:top w:val="single" w:sz="4" w:space="0" w:color="000000"/>
-              <w:left w:val="single" w:sz="4" w:space="0" w:color="000000"/>
-              <w:bottom w:val="single" w:sz="4" w:space="0" w:color="000000"/>
-              <w:right w:val="single" w:sz="4" w:space="0" w:color="000000"/>
-              <w:insideH w:val="single" w:sz="4" w:space="0" w:color="000000"/>
-              <w:insideV w:val="single" w:sz="4" w:space="0" w:color="000000"/>
-            </w:tcBorders>
-            <w:tcMar>
-              <w:top w:w="80" w:type="dxa"/>
-              <w:start w:w="100" w:type="dxa"/>
-              <w:bottom w:w="80" w:type="dxa"/>
-              <w:end w:w="100" w:type="dxa"/>
-            </w:tcMar>
-            <w:vAlign w:val="center"/>
-          </w:tcPr>
-          <w:p>
-            <w:r>
-              <w:rPr>
-                <w:rFonts w:ascii="Arial" w:hAnsi="Arial" w:eastAsia="Arial"/>
-                <w:color w:val="000000"/>
-                <w:sz w:val="22"/>
-              </w:rPr>
-              <w:t>Necesito conservar los datos</w:t>
-            </w:r>
-          </w:p>
-        </w:tc>
-        <w:tc>
-          <w:tcPr>
-            <w:tcW w:type="dxa" w:w="4320"/>
-            <w:shd w:fill="FFFFFF"/>
-            <w:tcBorders>
-              <w:top w:val="single" w:sz="4" w:space="0" w:color="000000"/>
-              <w:left w:val="single" w:sz="4" w:space="0" w:color="000000"/>
-              <w:bottom w:val="single" w:sz="4" w:space="0" w:color="000000"/>
-              <w:right w:val="single" w:sz="4" w:space="0" w:color="000000"/>
-              <w:insideH w:val="single" w:sz="4" w:space="0" w:color="000000"/>
-              <w:insideV w:val="single" w:sz="4" w:space="0" w:color="000000"/>
-            </w:tcBorders>
-            <w:tcMar>
-              <w:top w:w="80" w:type="dxa"/>
-              <w:start w:w="100" w:type="dxa"/>
-              <w:bottom w:w="80" w:type="dxa"/>
-              <w:end w:w="100" w:type="dxa"/>
-            </w:tcMar>
-            <w:vAlign w:val="center"/>
-          </w:tcPr>
-          <w:p>
-            <w:r>
-              <w:rPr>
-                <w:rFonts w:ascii="Arial" w:hAnsi="Arial" w:eastAsia="Arial"/>
-                <w:color w:val="000000"/>
-                <w:sz w:val="22"/>
-              </w:rPr>
-              <w:t>El administrador descarga JSON en Configuración → Respaldo de datos; la recuperación requiere validación técnica independiente.</w:t>
-            </w:r>
-          </w:p>
-        </w:tc>
-      </w:tr>
-    </w:tbl>
-    <w:p/>
-    <w:p>
-      <w:pPr>
-        <w:pStyle w:val="Heading2"/>
-        <w:keepNext/>
-        <w:keepLines/>
-      </w:pPr>
-      <w:r>
-        <w:rPr>
-          <w:rFonts w:ascii="Arial" w:hAnsi="Arial" w:eastAsia="Arial"/>
-          <w:color w:val="000000"/>
-          <w:sz w:val="22"/>
-        </w:rPr>
-        <w:t>9.1 Historial, ajustes y anulación</w:t>
+        <w:t>Asistentes</w:t>
       </w:r>
     </w:p>
     <w:p>
@@ -1112,7 +556,7 @@
           <w:color w:val="000000"/>
           <w:sz w:val="22"/>
         </w:rPr>
-        <w:t>1. Historial de ventas → Detalle permite revisar líneas e imprimir una constancia interna sin validez tributaria.</w:t>
+        <w:t>1. Abra Asistente y elija Ayuda local para stock bajo o ventas de hoy.</w:t>
       </w:r>
     </w:p>
     <w:p>
@@ -1125,7 +569,7 @@
           <w:color w:val="000000"/>
           <w:sz w:val="22"/>
         </w:rPr>
-        <w:t>2. El administrador usa Anular, registra el motivo y comprueba la devolución de stock. Repetir una anulación no devuelve las unidades dos veces.</w:t>
+        <w:t>2. IBM Watson responde preguntas de uso, por ejemplo Cómo registro una venta. Su consulta se envía a IBM; no incluya datos personales.</w:t>
       </w:r>
     </w:p>
     <w:p>
@@ -1138,96 +582,7 @@
           <w:color w:val="000000"/>
           <w:sz w:val="22"/>
         </w:rPr>
-        <w:t>3. Para reponer o corregir existencias, use Ajustar stock en Inventario e indique cantidad positiva o negativa y motivo; editar el producto no modifica stock.</w:t>
-      </w:r>
-    </w:p>
-    <w:p>
-      <w:pPr>
-        <w:pStyle w:val="Heading2"/>
-        <w:keepNext/>
-        <w:keepLines/>
-      </w:pPr>
-      <w:r>
-        <w:rPr>
-          <w:rFonts w:ascii="Arial" w:hAnsi="Arial" w:eastAsia="Arial"/>
-          <w:color w:val="000000"/>
-          <w:sz w:val="22"/>
-        </w:rPr>
-        <w:t>9.2 Proveedores, permisos y respaldo</w:t>
-      </w:r>
-    </w:p>
-    <w:p>
-      <w:pPr>
-        <w:ind w:left="369" w:hanging="369"/>
-      </w:pPr>
-      <w:r>
-        <w:rPr>
-          <w:rFonts w:ascii="Arial" w:hAnsi="Arial" w:eastAsia="Arial"/>
-          <w:color w:val="000000"/>
-          <w:sz w:val="22"/>
-        </w:rPr>
-        <w:t>1. Proveedores permite crear y editar contactos. Reasigne productos activos antes de eliminar un proveedor.</w:t>
-      </w:r>
-    </w:p>
-    <w:p>
-      <w:pPr>
-        <w:ind w:left="369" w:hanging="369"/>
-      </w:pPr>
-      <w:r>
-        <w:rPr>
-          <w:rFonts w:ascii="Arial" w:hAnsi="Arial" w:eastAsia="Arial"/>
-          <w:color w:val="000000"/>
-          <w:sz w:val="22"/>
-        </w:rPr>
-        <w:t>2. Configuración → Usuarios y permisos permite habilitar cuentas confirmadas como cajero o administrador. El cajero consulta y vende; el administrador gestiona catálogo, ajustes, anulaciones y accesos.</w:t>
-      </w:r>
-    </w:p>
-    <w:p>
-      <w:pPr>
-        <w:ind w:left="369" w:hanging="369"/>
-      </w:pPr>
-      <w:r>
-        <w:rPr>
-          <w:rFonts w:ascii="Arial" w:hAnsi="Arial" w:eastAsia="Arial"/>
-          <w:color w:val="000000"/>
-          <w:sz w:val="22"/>
-        </w:rPr>
-        <w:t>3. Configuración → Respaldo de datos descarga JSON sin contraseñas. Auditoría conserva operaciones y responsables. La restauración requiere un entorno de recuperación y validación técnica.</w:t>
-      </w:r>
-    </w:p>
-    <w:p>
-      <w:pPr>
-        <w:pStyle w:val="Heading1"/>
-        <w:keepNext/>
-        <w:keepLines/>
-      </w:pPr>
-      <w:r>
-        <w:rPr>
-          <w:rFonts w:ascii="Arial" w:hAnsi="Arial" w:eastAsia="Arial"/>
-          <w:color w:val="000000"/>
-          <w:sz w:val="22"/>
-        </w:rPr>
-        <w:t>Actualización operativa al 04-10-2026</w:t>
-      </w:r>
-    </w:p>
-    <w:p>
-      <w:r>
-        <w:rPr>
-          <w:rFonts w:ascii="Arial" w:hAnsi="Arial" w:eastAsia="Arial"/>
-          <w:color w:val="000000"/>
-          <w:sz w:val="22"/>
-        </w:rPr>
-        <w:t>Se implementaron Supabase Auth y permisos administrador/cajero, ajustes con motivo y control de versión, venta con identificador de reintento, anulaciones con devolución única de stock, historial y constancia interna, proveedores y configuración persistentes, auditoría y respaldo JSON. Los reportes usan fecha de Lima y detalles de venta; no se inventan costos históricos.</w:t>
-      </w:r>
-    </w:p>
-    <w:p>
-      <w:r>
-        <w:rPr>
-          <w:rFonts w:ascii="Arial" w:hAnsi="Arial" w:eastAsia="Arial"/>
-          <w:color w:val="000000"/>
-          <w:sz w:val="22"/>
-        </w:rPr>
-        <w:t>Validación técnica: 18 pruebas locales aprobadas y compilaciones correctas. Render está publicado y conectado a Supabase con TLS y certificado validado; /api/health/ready responde HTTP 200 y las rutas privadas rechazan acceso anónimo. GitHub Pages usa la API remota. Falta confirmar la cuenta inicial, probar operaciones autenticadas y registrar aceptación del Grupo 10. Evidencia: docs/evidencias/validacion_tecnica_2026-10-04.md.</w:t>
+        <w:t>3. Las respuestas orientan y no ejecutan operaciones. La ayuda local sigue disponible si IBM falla o termina el Trial.</w:t>
       </w:r>
     </w:p>
     <w:sectPr>
